--- a/docs/project_context/T054_Project_Brief.docx
+++ b/docs/project_context/T054_Project_Brief.docx
@@ -40,7 +40,7 @@
           <w:color w:val="414141"/>
           <w:sz w:val="23"/>
         </w:rPr>
-        <w:t>AI Agent tra cứu tương tác thuốc - thuốc và thuốc - thực phẩm có nguồn</w:t>
+        <w:t>AI Agent tra cứu tương tác thuốc - thuốc, thuốc - thực phẩm và thuốc - bệnh nền tự khai, có nguồn</w:t>
       </w:r>
     </w:p>
     <w:tbl>
@@ -77,480 +77,126 @@
                 <w:b/>
                 <w:color w:val="1F4E79"/>
               </w:rPr>
-              <w:t xml:space="preserve">Bức tranh tổng quan. </w:t>
-            </w:r>
-            <w:proofErr w:type="spellStart"/>
-            <w:r>
-              <w:t>Đây</w:t>
-            </w:r>
-            <w:proofErr w:type="spellEnd"/>
-            <w:r>
-              <w:t xml:space="preserve"> </w:t>
-            </w:r>
-            <w:proofErr w:type="spellStart"/>
-            <w:r>
-              <w:t>là</w:t>
-            </w:r>
-            <w:proofErr w:type="spellEnd"/>
-            <w:r>
-              <w:t xml:space="preserve"> </w:t>
-            </w:r>
-            <w:proofErr w:type="spellStart"/>
-            <w:r>
-              <w:t>một</w:t>
-            </w:r>
-            <w:proofErr w:type="spellEnd"/>
-            <w:r>
-              <w:t xml:space="preserve"> agent </w:t>
-            </w:r>
-            <w:proofErr w:type="spellStart"/>
-            <w:r>
-              <w:t>trong</w:t>
-            </w:r>
-            <w:proofErr w:type="spellEnd"/>
-            <w:r>
-              <w:t xml:space="preserve"> web app “</w:t>
-            </w:r>
-            <w:proofErr w:type="spellStart"/>
-            <w:r>
-              <w:t>Hệ</w:t>
-            </w:r>
-            <w:proofErr w:type="spellEnd"/>
-            <w:r>
-              <w:t xml:space="preserve"> </w:t>
-            </w:r>
-            <w:proofErr w:type="spellStart"/>
-            <w:r>
-              <w:t>thống</w:t>
-            </w:r>
-            <w:proofErr w:type="spellEnd"/>
-            <w:r>
-              <w:t xml:space="preserve"> y </w:t>
-            </w:r>
-            <w:proofErr w:type="spellStart"/>
-            <w:r>
-              <w:t>tế</w:t>
-            </w:r>
-            <w:proofErr w:type="spellEnd"/>
-            <w:r>
-              <w:t xml:space="preserve"> X”, </w:t>
-            </w:r>
-            <w:proofErr w:type="spellStart"/>
-            <w:r>
-              <w:t>giúp</w:t>
-            </w:r>
-            <w:proofErr w:type="spellEnd"/>
-            <w:r>
-              <w:t xml:space="preserve"> </w:t>
-            </w:r>
-            <w:proofErr w:type="spellStart"/>
-            <w:r>
-              <w:t>người</w:t>
-            </w:r>
-            <w:proofErr w:type="spellEnd"/>
-            <w:r>
-              <w:t xml:space="preserve"> </w:t>
-            </w:r>
-            <w:proofErr w:type="spellStart"/>
-            <w:r>
-              <w:t>dùng</w:t>
-            </w:r>
-            <w:proofErr w:type="spellEnd"/>
-            <w:r>
-              <w:t xml:space="preserve"> </w:t>
-            </w:r>
-            <w:proofErr w:type="spellStart"/>
-            <w:r>
-              <w:t>nhập</w:t>
-            </w:r>
-            <w:proofErr w:type="spellEnd"/>
-            <w:r>
-              <w:t xml:space="preserve"> </w:t>
-            </w:r>
-            <w:proofErr w:type="spellStart"/>
-            <w:r>
-              <w:t>danh</w:t>
-            </w:r>
-            <w:proofErr w:type="spellEnd"/>
-            <w:r>
-              <w:t xml:space="preserve"> </w:t>
-            </w:r>
-            <w:proofErr w:type="spellStart"/>
-            <w:r>
-              <w:t>sách</w:t>
-            </w:r>
-            <w:proofErr w:type="spellEnd"/>
-            <w:r>
-              <w:t xml:space="preserve"> </w:t>
-            </w:r>
-            <w:proofErr w:type="spellStart"/>
-            <w:r>
-              <w:t>thuốc</w:t>
-            </w:r>
-            <w:proofErr w:type="spellEnd"/>
-            <w:r>
-              <w:t xml:space="preserve"> </w:t>
-            </w:r>
-            <w:proofErr w:type="spellStart"/>
-            <w:r>
-              <w:t>bằng</w:t>
-            </w:r>
-            <w:proofErr w:type="spellEnd"/>
-            <w:r>
-              <w:t xml:space="preserve"> tag, text, </w:t>
-            </w:r>
-            <w:proofErr w:type="spellStart"/>
-            <w:r>
-              <w:t>ảnh</w:t>
-            </w:r>
-            <w:proofErr w:type="spellEnd"/>
-            <w:r>
-              <w:t xml:space="preserve"> </w:t>
-            </w:r>
-            <w:proofErr w:type="spellStart"/>
-            <w:r>
-              <w:t>hoặc</w:t>
-            </w:r>
-            <w:proofErr w:type="spellEnd"/>
-            <w:r>
-              <w:t xml:space="preserve"> PDF; </w:t>
-            </w:r>
-            <w:proofErr w:type="spellStart"/>
-            <w:r>
-              <w:t>chuẩn</w:t>
-            </w:r>
-            <w:proofErr w:type="spellEnd"/>
-            <w:r>
-              <w:t xml:space="preserve"> </w:t>
-            </w:r>
-            <w:proofErr w:type="spellStart"/>
-            <w:r>
-              <w:t>hóa</w:t>
-            </w:r>
-            <w:proofErr w:type="spellEnd"/>
-            <w:r>
-              <w:t xml:space="preserve"> </w:t>
-            </w:r>
-            <w:proofErr w:type="spellStart"/>
-            <w:r>
-              <w:t>theo</w:t>
-            </w:r>
-            <w:proofErr w:type="spellEnd"/>
-            <w:r>
-              <w:t xml:space="preserve"> </w:t>
-            </w:r>
-            <w:proofErr w:type="spellStart"/>
-            <w:r>
-              <w:t>danh</w:t>
-            </w:r>
-            <w:proofErr w:type="spellEnd"/>
-            <w:r>
-              <w:t xml:space="preserve"> </w:t>
-            </w:r>
-            <w:proofErr w:type="spellStart"/>
-            <w:r>
-              <w:t>mục</w:t>
-            </w:r>
-            <w:proofErr w:type="spellEnd"/>
-            <w:r>
-              <w:t xml:space="preserve"> </w:t>
-            </w:r>
-            <w:proofErr w:type="spellStart"/>
-            <w:r>
-              <w:t>thuốc</w:t>
-            </w:r>
-            <w:proofErr w:type="spellEnd"/>
-            <w:r>
-              <w:t xml:space="preserve">; </w:t>
-            </w:r>
-            <w:proofErr w:type="spellStart"/>
-            <w:r>
-              <w:t>tra</w:t>
-            </w:r>
-            <w:proofErr w:type="spellEnd"/>
-            <w:r>
-              <w:t xml:space="preserve"> </w:t>
-            </w:r>
-            <w:proofErr w:type="spellStart"/>
-            <w:r>
-              <w:t>cứu</w:t>
-            </w:r>
-            <w:proofErr w:type="spellEnd"/>
-            <w:r>
-              <w:t xml:space="preserve"> </w:t>
-            </w:r>
-            <w:proofErr w:type="spellStart"/>
-            <w:r>
-              <w:t>tương</w:t>
-            </w:r>
-            <w:proofErr w:type="spellEnd"/>
-            <w:r>
-              <w:t xml:space="preserve"> </w:t>
-            </w:r>
-            <w:proofErr w:type="spellStart"/>
-            <w:r>
-              <w:t>tác</w:t>
-            </w:r>
-            <w:proofErr w:type="spellEnd"/>
-            <w:r>
-              <w:t xml:space="preserve"> </w:t>
-            </w:r>
-            <w:proofErr w:type="spellStart"/>
-            <w:r>
-              <w:t>thuốc</w:t>
-            </w:r>
-            <w:proofErr w:type="spellEnd"/>
-            <w:r>
-              <w:t xml:space="preserve"> - </w:t>
-            </w:r>
-            <w:proofErr w:type="spellStart"/>
-            <w:r>
-              <w:t>thuốc</w:t>
-            </w:r>
-            <w:proofErr w:type="spellEnd"/>
-            <w:r>
-              <w:t xml:space="preserve"> </w:t>
-            </w:r>
-            <w:proofErr w:type="spellStart"/>
-            <w:r>
-              <w:t>và</w:t>
-            </w:r>
-            <w:proofErr w:type="spellEnd"/>
-            <w:r>
-              <w:t xml:space="preserve"> </w:t>
-            </w:r>
-            <w:proofErr w:type="spellStart"/>
-            <w:r>
-              <w:t>thuốc</w:t>
-            </w:r>
-            <w:proofErr w:type="spellEnd"/>
-            <w:r>
-              <w:t xml:space="preserve"> - </w:t>
-            </w:r>
-            <w:proofErr w:type="spellStart"/>
-            <w:r>
-              <w:t>thực</w:t>
-            </w:r>
-            <w:proofErr w:type="spellEnd"/>
-            <w:r>
-              <w:t xml:space="preserve"> </w:t>
-            </w:r>
-            <w:proofErr w:type="spellStart"/>
-            <w:r>
-              <w:t>phẩm</w:t>
-            </w:r>
-            <w:proofErr w:type="spellEnd"/>
-            <w:r>
-              <w:t xml:space="preserve">; </w:t>
-            </w:r>
-            <w:proofErr w:type="spellStart"/>
-            <w:r>
-              <w:t>hiển</w:t>
-            </w:r>
-            <w:proofErr w:type="spellEnd"/>
-            <w:r>
-              <w:t xml:space="preserve"> </w:t>
-            </w:r>
-            <w:proofErr w:type="spellStart"/>
-            <w:r>
-              <w:t>thị</w:t>
-            </w:r>
-            <w:proofErr w:type="spellEnd"/>
-            <w:r>
-              <w:t xml:space="preserve"> </w:t>
-            </w:r>
-            <w:proofErr w:type="spellStart"/>
-            <w:r>
-              <w:t>đoạn</w:t>
-            </w:r>
-            <w:proofErr w:type="spellEnd"/>
-            <w:r>
-              <w:t xml:space="preserve"> </w:t>
-            </w:r>
-            <w:proofErr w:type="spellStart"/>
-            <w:r>
-              <w:t>trích</w:t>
-            </w:r>
-            <w:proofErr w:type="spellEnd"/>
-            <w:r>
-              <w:t xml:space="preserve"> </w:t>
-            </w:r>
-            <w:proofErr w:type="spellStart"/>
-            <w:r>
-              <w:t>nguyên</w:t>
-            </w:r>
-            <w:proofErr w:type="spellEnd"/>
-            <w:r>
-              <w:t xml:space="preserve"> </w:t>
-            </w:r>
-            <w:proofErr w:type="spellStart"/>
-            <w:r>
-              <w:t>văn</w:t>
-            </w:r>
-            <w:proofErr w:type="spellEnd"/>
-            <w:r>
-              <w:t xml:space="preserve"> </w:t>
-            </w:r>
-            <w:proofErr w:type="spellStart"/>
-            <w:r>
-              <w:t>kèm</w:t>
-            </w:r>
-            <w:proofErr w:type="spellEnd"/>
-            <w:r>
-              <w:t xml:space="preserve"> </w:t>
-            </w:r>
-            <w:proofErr w:type="spellStart"/>
-            <w:r>
-              <w:t>nguồn</w:t>
-            </w:r>
-            <w:proofErr w:type="spellEnd"/>
-            <w:r>
-              <w:t xml:space="preserve"> </w:t>
-            </w:r>
-            <w:proofErr w:type="spellStart"/>
-            <w:r>
-              <w:t>và</w:t>
-            </w:r>
-            <w:proofErr w:type="spellEnd"/>
-            <w:r>
-              <w:t xml:space="preserve"> </w:t>
-            </w:r>
-            <w:proofErr w:type="spellStart"/>
-            <w:r>
-              <w:t>trạng</w:t>
-            </w:r>
-            <w:proofErr w:type="spellEnd"/>
-            <w:r>
-              <w:t xml:space="preserve"> </w:t>
-            </w:r>
-            <w:proofErr w:type="spellStart"/>
-            <w:r>
-              <w:t>thái</w:t>
-            </w:r>
-            <w:proofErr w:type="spellEnd"/>
-            <w:r>
-              <w:t xml:space="preserve"> review. Agent </w:t>
-            </w:r>
-            <w:proofErr w:type="spellStart"/>
-            <w:r>
-              <w:t>không</w:t>
-            </w:r>
-            <w:proofErr w:type="spellEnd"/>
-            <w:r>
-              <w:t xml:space="preserve"> </w:t>
-            </w:r>
-            <w:proofErr w:type="spellStart"/>
-            <w:r>
-              <w:t>tự</w:t>
-            </w:r>
-            <w:proofErr w:type="spellEnd"/>
-            <w:r>
-              <w:t xml:space="preserve"> </w:t>
-            </w:r>
-            <w:proofErr w:type="spellStart"/>
-            <w:r>
-              <w:t>kết</w:t>
-            </w:r>
-            <w:proofErr w:type="spellEnd"/>
-            <w:r>
-              <w:t xml:space="preserve"> </w:t>
-            </w:r>
-            <w:proofErr w:type="spellStart"/>
-            <w:r>
-              <w:t>luận</w:t>
-            </w:r>
-            <w:proofErr w:type="spellEnd"/>
-            <w:r>
-              <w:t xml:space="preserve"> </w:t>
-            </w:r>
-            <w:proofErr w:type="spellStart"/>
-            <w:r>
-              <w:t>lâm</w:t>
-            </w:r>
-            <w:proofErr w:type="spellEnd"/>
-            <w:r>
-              <w:t xml:space="preserve"> </w:t>
-            </w:r>
-            <w:proofErr w:type="spellStart"/>
-            <w:r>
-              <w:t>sàng</w:t>
-            </w:r>
-            <w:proofErr w:type="spellEnd"/>
-            <w:r>
-              <w:t xml:space="preserve"> </w:t>
-            </w:r>
-            <w:proofErr w:type="spellStart"/>
-            <w:r>
-              <w:t>và</w:t>
-            </w:r>
-            <w:proofErr w:type="spellEnd"/>
-            <w:r>
-              <w:t xml:space="preserve"> </w:t>
-            </w:r>
-            <w:proofErr w:type="spellStart"/>
-            <w:r>
-              <w:t>không</w:t>
-            </w:r>
-            <w:proofErr w:type="spellEnd"/>
-            <w:r>
-              <w:t xml:space="preserve"> </w:t>
-            </w:r>
-            <w:proofErr w:type="spellStart"/>
-            <w:r>
-              <w:t>thay</w:t>
-            </w:r>
-            <w:proofErr w:type="spellEnd"/>
-            <w:r>
-              <w:t xml:space="preserve"> </w:t>
-            </w:r>
-            <w:proofErr w:type="spellStart"/>
-            <w:r>
-              <w:t>thế</w:t>
-            </w:r>
-            <w:proofErr w:type="spellEnd"/>
-            <w:r>
-              <w:t xml:space="preserve"> </w:t>
-            </w:r>
-            <w:proofErr w:type="spellStart"/>
-            <w:r>
-              <w:t>quyết</w:t>
-            </w:r>
-            <w:proofErr w:type="spellEnd"/>
-            <w:r>
-              <w:t xml:space="preserve"> </w:t>
-            </w:r>
-            <w:proofErr w:type="spellStart"/>
-            <w:r>
-              <w:t>định</w:t>
-            </w:r>
-            <w:proofErr w:type="spellEnd"/>
-            <w:r>
-              <w:t xml:space="preserve"> </w:t>
-            </w:r>
-            <w:proofErr w:type="spellStart"/>
-            <w:r>
-              <w:t>của</w:t>
-            </w:r>
-            <w:proofErr w:type="spellEnd"/>
-            <w:r>
-              <w:t xml:space="preserve"> </w:t>
-            </w:r>
-            <w:proofErr w:type="spellStart"/>
-            <w:r>
-              <w:t>bác</w:t>
-            </w:r>
-            <w:proofErr w:type="spellEnd"/>
-            <w:r>
-              <w:t xml:space="preserve"> </w:t>
-            </w:r>
-            <w:proofErr w:type="spellStart"/>
-            <w:r>
-              <w:t>sĩ</w:t>
-            </w:r>
-            <w:proofErr w:type="spellEnd"/>
-            <w:r>
-              <w:t>.</w:t>
-            </w:r>
+              <w:t>Bức tranh tổng quan. Đây là một agent trong web app “Hệ thống y tế X”, giúp người dùng nhập danh sách thuốc bằng tag, text, ảnh hoặc PDF; chuẩn hóa theo danh mục thuốc; tra cứu tương tác thuốc - thuốc, thuốc - thực phẩm và thuốc - bệnh nền do người dùng tự khai; hiển thị đoạn trích nguyên văn kèm nguồn và trạng thái review. Agent không tự kết luận lâm sàng, không chẩn đoán bệnh và không thay thế quyết định của bác sĩ.</w:t>
+            </w:r>
+            <w:proofErr w:type="spellStart"/>
+            <w:proofErr w:type="spellEnd"/>
+            <w:proofErr w:type="spellStart"/>
+            <w:proofErr w:type="spellEnd"/>
+            <w:proofErr w:type="spellStart"/>
+            <w:proofErr w:type="spellEnd"/>
+            <w:proofErr w:type="spellStart"/>
+            <w:proofErr w:type="spellEnd"/>
+            <w:proofErr w:type="spellStart"/>
+            <w:proofErr w:type="spellEnd"/>
+            <w:proofErr w:type="spellStart"/>
+            <w:proofErr w:type="spellEnd"/>
+            <w:proofErr w:type="spellStart"/>
+            <w:proofErr w:type="spellEnd"/>
+            <w:proofErr w:type="spellStart"/>
+            <w:proofErr w:type="spellEnd"/>
+            <w:proofErr w:type="spellStart"/>
+            <w:proofErr w:type="spellEnd"/>
+            <w:proofErr w:type="spellStart"/>
+            <w:proofErr w:type="spellEnd"/>
+            <w:proofErr w:type="spellStart"/>
+            <w:proofErr w:type="spellEnd"/>
+            <w:proofErr w:type="spellStart"/>
+            <w:proofErr w:type="spellEnd"/>
+            <w:proofErr w:type="spellStart"/>
+            <w:proofErr w:type="spellEnd"/>
+            <w:proofErr w:type="spellStart"/>
+            <w:proofErr w:type="spellEnd"/>
+            <w:proofErr w:type="spellStart"/>
+            <w:proofErr w:type="spellEnd"/>
+            <w:proofErr w:type="spellStart"/>
+            <w:proofErr w:type="spellEnd"/>
+            <w:proofErr w:type="spellStart"/>
+            <w:proofErr w:type="spellEnd"/>
+            <w:proofErr w:type="spellStart"/>
+            <w:proofErr w:type="spellEnd"/>
+            <w:proofErr w:type="spellStart"/>
+            <w:proofErr w:type="spellEnd"/>
+            <w:proofErr w:type="spellStart"/>
+            <w:proofErr w:type="spellEnd"/>
+            <w:proofErr w:type="spellStart"/>
+            <w:proofErr w:type="spellEnd"/>
+            <w:proofErr w:type="spellStart"/>
+            <w:proofErr w:type="spellEnd"/>
+            <w:proofErr w:type="spellStart"/>
+            <w:proofErr w:type="spellEnd"/>
+            <w:proofErr w:type="spellStart"/>
+            <w:proofErr w:type="spellEnd"/>
+            <w:proofErr w:type="spellStart"/>
+            <w:proofErr w:type="spellEnd"/>
+            <w:proofErr w:type="spellStart"/>
+            <w:proofErr w:type="spellEnd"/>
+            <w:proofErr w:type="spellStart"/>
+            <w:proofErr w:type="spellEnd"/>
+            <w:proofErr w:type="spellStart"/>
+            <w:proofErr w:type="spellEnd"/>
+            <w:proofErr w:type="spellStart"/>
+            <w:proofErr w:type="spellEnd"/>
+            <w:proofErr w:type="spellStart"/>
+            <w:proofErr w:type="spellEnd"/>
+            <w:proofErr w:type="spellStart"/>
+            <w:proofErr w:type="spellEnd"/>
+            <w:proofErr w:type="spellStart"/>
+            <w:proofErr w:type="spellEnd"/>
+            <w:proofErr w:type="spellStart"/>
+            <w:proofErr w:type="spellEnd"/>
+            <w:proofErr w:type="spellStart"/>
+            <w:proofErr w:type="spellEnd"/>
+            <w:proofErr w:type="spellStart"/>
+            <w:proofErr w:type="spellEnd"/>
+            <w:proofErr w:type="spellStart"/>
+            <w:proofErr w:type="spellEnd"/>
+            <w:proofErr w:type="spellStart"/>
+            <w:proofErr w:type="spellEnd"/>
+            <w:proofErr w:type="spellStart"/>
+            <w:proofErr w:type="spellEnd"/>
+            <w:proofErr w:type="spellStart"/>
+            <w:proofErr w:type="spellEnd"/>
+            <w:proofErr w:type="spellStart"/>
+            <w:proofErr w:type="spellEnd"/>
+            <w:proofErr w:type="spellStart"/>
+            <w:proofErr w:type="spellEnd"/>
+            <w:proofErr w:type="spellStart"/>
+            <w:proofErr w:type="spellEnd"/>
+            <w:proofErr w:type="spellStart"/>
+            <w:proofErr w:type="spellEnd"/>
+            <w:proofErr w:type="spellStart"/>
+            <w:proofErr w:type="spellEnd"/>
+            <w:proofErr w:type="spellStart"/>
+            <w:proofErr w:type="spellEnd"/>
+            <w:proofErr w:type="spellStart"/>
+            <w:proofErr w:type="spellEnd"/>
+            <w:proofErr w:type="spellStart"/>
+            <w:proofErr w:type="spellEnd"/>
+            <w:proofErr w:type="spellStart"/>
+            <w:proofErr w:type="spellEnd"/>
+            <w:proofErr w:type="spellStart"/>
+            <w:proofErr w:type="spellEnd"/>
+            <w:proofErr w:type="spellStart"/>
+            <w:proofErr w:type="spellEnd"/>
+            <w:proofErr w:type="spellStart"/>
+            <w:proofErr w:type="spellEnd"/>
+            <w:proofErr w:type="spellStart"/>
+            <w:proofErr w:type="spellEnd"/>
+            <w:proofErr w:type="spellStart"/>
+            <w:proofErr w:type="spellEnd"/>
+            <w:proofErr w:type="spellStart"/>
+            <w:proofErr w:type="spellEnd"/>
+            <w:proofErr w:type="spellStart"/>
+            <w:proofErr w:type="spellEnd"/>
+            <w:proofErr w:type="spellStart"/>
+            <w:proofErr w:type="spellEnd"/>
+            <w:proofErr w:type="spellStart"/>
+            <w:proofErr w:type="spellEnd"/>
+            <w:proofErr w:type="spellStart"/>
+            <w:proofErr w:type="spellEnd"/>
+            <w:proofErr w:type="spellStart"/>
+            <w:proofErr w:type="spellEnd"/>
           </w:p>
         </w:tc>
       </w:tr>
@@ -600,308 +246,83 @@
       </w:pPr>
       <w:proofErr w:type="spellStart"/>
       <w:r>
-        <w:t>Bác</w:t>
+        <w:t>Bác sĩ/dược sĩ mất thời gian tổng hợp tương tác thuốc - thuốc, thuốc - thực phẩm và thuốc - bệnh nền từ nhiều PDF, đồng thời phải kiểm tra nguồn, đối chiếu nguyên văn và xác nhận kết quả trước khi sử dụng.</w:t>
       </w:r>
       <w:proofErr w:type="spellEnd"/>
-      <w:r>
-        <w:t xml:space="preserve"> </w:t>
-      </w:r>
       <w:proofErr w:type="spellStart"/>
-      <w:r>
-        <w:t>sĩ</w:t>
-      </w:r>
       <w:proofErr w:type="spellEnd"/>
-      <w:r>
-        <w:t>/</w:t>
-      </w:r>
       <w:proofErr w:type="spellStart"/>
-      <w:r>
-        <w:t>dược</w:t>
-      </w:r>
       <w:proofErr w:type="spellEnd"/>
-      <w:r>
-        <w:t xml:space="preserve"> </w:t>
-      </w:r>
       <w:proofErr w:type="spellStart"/>
-      <w:r>
-        <w:t>sĩ</w:t>
-      </w:r>
       <w:proofErr w:type="spellEnd"/>
-      <w:r>
-        <w:t xml:space="preserve"> </w:t>
-      </w:r>
       <w:proofErr w:type="spellStart"/>
-      <w:r>
-        <w:t>mất</w:t>
-      </w:r>
       <w:proofErr w:type="spellEnd"/>
-      <w:r>
-        <w:t xml:space="preserve"> </w:t>
-      </w:r>
       <w:proofErr w:type="spellStart"/>
-      <w:r>
-        <w:t>thời</w:t>
-      </w:r>
       <w:proofErr w:type="spellEnd"/>
-      <w:r>
-        <w:t xml:space="preserve"> </w:t>
-      </w:r>
       <w:proofErr w:type="spellStart"/>
-      <w:r>
-        <w:t>gian</w:t>
-      </w:r>
       <w:proofErr w:type="spellEnd"/>
-      <w:r>
-        <w:t xml:space="preserve"> </w:t>
-      </w:r>
       <w:proofErr w:type="spellStart"/>
-      <w:r>
-        <w:t>tổng</w:t>
-      </w:r>
       <w:proofErr w:type="spellEnd"/>
-      <w:r>
-        <w:t xml:space="preserve"> </w:t>
-      </w:r>
       <w:proofErr w:type="spellStart"/>
-      <w:r>
-        <w:t>hợp</w:t>
-      </w:r>
       <w:proofErr w:type="spellEnd"/>
-      <w:r>
-        <w:t xml:space="preserve"> </w:t>
-      </w:r>
       <w:proofErr w:type="spellStart"/>
-      <w:r>
-        <w:t>tương</w:t>
-      </w:r>
       <w:proofErr w:type="spellEnd"/>
-      <w:r>
-        <w:t xml:space="preserve"> </w:t>
-      </w:r>
       <w:proofErr w:type="spellStart"/>
-      <w:r>
-        <w:t>tác</w:t>
-      </w:r>
       <w:proofErr w:type="spellEnd"/>
-      <w:r>
-        <w:t xml:space="preserve"> </w:t>
-      </w:r>
       <w:proofErr w:type="spellStart"/>
-      <w:r>
-        <w:t>thuốc</w:t>
-      </w:r>
       <w:proofErr w:type="spellEnd"/>
-      <w:r>
-        <w:t xml:space="preserve"> - </w:t>
-      </w:r>
       <w:proofErr w:type="spellStart"/>
-      <w:r>
-        <w:t>thuốc</w:t>
-      </w:r>
       <w:proofErr w:type="spellEnd"/>
-      <w:r>
-        <w:t xml:space="preserve"> </w:t>
-      </w:r>
       <w:proofErr w:type="spellStart"/>
-      <w:r>
-        <w:t>và</w:t>
-      </w:r>
       <w:proofErr w:type="spellEnd"/>
-      <w:r>
-        <w:t xml:space="preserve"> </w:t>
-      </w:r>
       <w:proofErr w:type="spellStart"/>
-      <w:r>
-        <w:t>thuốc</w:t>
-      </w:r>
       <w:proofErr w:type="spellEnd"/>
-      <w:r>
-        <w:t xml:space="preserve"> - </w:t>
-      </w:r>
       <w:proofErr w:type="spellStart"/>
-      <w:r>
-        <w:t>thực</w:t>
-      </w:r>
       <w:proofErr w:type="spellEnd"/>
-      <w:r>
-        <w:t xml:space="preserve"> </w:t>
-      </w:r>
       <w:proofErr w:type="spellStart"/>
-      <w:r>
-        <w:t>phẩm</w:t>
-      </w:r>
       <w:proofErr w:type="spellEnd"/>
-      <w:r>
-        <w:t xml:space="preserve"> </w:t>
-      </w:r>
       <w:proofErr w:type="spellStart"/>
-      <w:r>
-        <w:t>từ</w:t>
-      </w:r>
       <w:proofErr w:type="spellEnd"/>
-      <w:r>
-        <w:t xml:space="preserve"> </w:t>
-      </w:r>
       <w:proofErr w:type="spellStart"/>
-      <w:r>
-        <w:t>nhiều</w:t>
-      </w:r>
       <w:proofErr w:type="spellEnd"/>
-      <w:r>
-        <w:t xml:space="preserve"> PDF, </w:t>
-      </w:r>
       <w:proofErr w:type="spellStart"/>
-      <w:r>
-        <w:t>đồng</w:t>
-      </w:r>
       <w:proofErr w:type="spellEnd"/>
-      <w:r>
-        <w:t xml:space="preserve"> </w:t>
-      </w:r>
       <w:proofErr w:type="spellStart"/>
-      <w:r>
-        <w:t>thời</w:t>
-      </w:r>
       <w:proofErr w:type="spellEnd"/>
-      <w:r>
-        <w:t xml:space="preserve"> </w:t>
-      </w:r>
       <w:proofErr w:type="spellStart"/>
-      <w:r>
-        <w:t>phải</w:t>
-      </w:r>
       <w:proofErr w:type="spellEnd"/>
-      <w:r>
-        <w:t xml:space="preserve"> </w:t>
-      </w:r>
       <w:proofErr w:type="spellStart"/>
-      <w:r>
-        <w:t>kiểm</w:t>
-      </w:r>
       <w:proofErr w:type="spellEnd"/>
-      <w:r>
-        <w:t xml:space="preserve"> </w:t>
-      </w:r>
       <w:proofErr w:type="spellStart"/>
-      <w:r>
-        <w:t>tra</w:t>
-      </w:r>
       <w:proofErr w:type="spellEnd"/>
-      <w:r>
-        <w:t xml:space="preserve"> </w:t>
-      </w:r>
       <w:proofErr w:type="spellStart"/>
-      <w:r>
-        <w:t>nguồn</w:t>
-      </w:r>
       <w:proofErr w:type="spellEnd"/>
-      <w:r>
-        <w:t xml:space="preserve">, </w:t>
-      </w:r>
       <w:proofErr w:type="spellStart"/>
-      <w:r>
-        <w:t>đối</w:t>
-      </w:r>
       <w:proofErr w:type="spellEnd"/>
-      <w:r>
-        <w:t xml:space="preserve"> </w:t>
-      </w:r>
       <w:proofErr w:type="spellStart"/>
-      <w:r>
-        <w:t>chiếu</w:t>
-      </w:r>
       <w:proofErr w:type="spellEnd"/>
-      <w:r>
-        <w:t xml:space="preserve"> </w:t>
-      </w:r>
       <w:proofErr w:type="spellStart"/>
-      <w:r>
-        <w:t>nguyên</w:t>
-      </w:r>
       <w:proofErr w:type="spellEnd"/>
-      <w:r>
-        <w:t xml:space="preserve"> </w:t>
-      </w:r>
       <w:proofErr w:type="spellStart"/>
-      <w:r>
-        <w:t>văn</w:t>
-      </w:r>
       <w:proofErr w:type="spellEnd"/>
-      <w:r>
-        <w:t xml:space="preserve"> </w:t>
-      </w:r>
       <w:proofErr w:type="spellStart"/>
-      <w:r>
-        <w:t>và</w:t>
-      </w:r>
       <w:proofErr w:type="spellEnd"/>
-      <w:r>
-        <w:t xml:space="preserve"> </w:t>
-      </w:r>
       <w:proofErr w:type="spellStart"/>
-      <w:r>
-        <w:t>xác</w:t>
-      </w:r>
       <w:proofErr w:type="spellEnd"/>
-      <w:r>
-        <w:t xml:space="preserve"> </w:t>
-      </w:r>
       <w:proofErr w:type="spellStart"/>
-      <w:r>
-        <w:t>nhận</w:t>
-      </w:r>
       <w:proofErr w:type="spellEnd"/>
-      <w:r>
-        <w:t xml:space="preserve"> </w:t>
-      </w:r>
       <w:proofErr w:type="spellStart"/>
-      <w:r>
-        <w:t>kết</w:t>
-      </w:r>
       <w:proofErr w:type="spellEnd"/>
-      <w:r>
-        <w:t xml:space="preserve"> </w:t>
-      </w:r>
       <w:proofErr w:type="spellStart"/>
-      <w:r>
-        <w:t>quả</w:t>
-      </w:r>
       <w:proofErr w:type="spellEnd"/>
-      <w:r>
-        <w:t xml:space="preserve"> </w:t>
-      </w:r>
       <w:proofErr w:type="spellStart"/>
-      <w:r>
-        <w:t>trước</w:t>
-      </w:r>
       <w:proofErr w:type="spellEnd"/>
-      <w:r>
-        <w:t xml:space="preserve"> </w:t>
-      </w:r>
       <w:proofErr w:type="spellStart"/>
-      <w:r>
-        <w:t>khi</w:t>
-      </w:r>
       <w:proofErr w:type="spellEnd"/>
-      <w:r>
-        <w:t xml:space="preserve"> </w:t>
-      </w:r>
       <w:proofErr w:type="spellStart"/>
-      <w:r>
-        <w:t>sử</w:t>
-      </w:r>
       <w:proofErr w:type="spellEnd"/>
-      <w:r>
-        <w:t xml:space="preserve"> </w:t>
-      </w:r>
       <w:proofErr w:type="spellStart"/>
-      <w:r>
-        <w:t>dụng</w:t>
-      </w:r>
       <w:proofErr w:type="spellEnd"/>
-      <w:r>
-        <w:t>.</w:t>
-      </w:r>
     </w:p>
     <w:p>
       <w:pPr>
@@ -1577,190 +998,34 @@
               <w:rPr>
                 <w:sz w:val="18"/>
               </w:rPr>
-              <w:t xml:space="preserve">Review </w:t>
-            </w:r>
-            <w:proofErr w:type="spellStart"/>
-            <w:r>
-              <w:rPr>
-                <w:sz w:val="18"/>
-              </w:rPr>
-              <w:t>đoạn</w:t>
-            </w:r>
-            <w:proofErr w:type="spellEnd"/>
-            <w:r>
-              <w:rPr>
-                <w:sz w:val="18"/>
-              </w:rPr>
-              <w:t xml:space="preserve"> </w:t>
-            </w:r>
-            <w:proofErr w:type="spellStart"/>
-            <w:r>
-              <w:rPr>
-                <w:sz w:val="18"/>
-              </w:rPr>
-              <w:t>trích</w:t>
-            </w:r>
-            <w:proofErr w:type="spellEnd"/>
-            <w:r>
-              <w:rPr>
-                <w:sz w:val="18"/>
-              </w:rPr>
-              <w:t xml:space="preserve">, </w:t>
-            </w:r>
-            <w:proofErr w:type="spellStart"/>
-            <w:r>
-              <w:rPr>
-                <w:sz w:val="18"/>
-              </w:rPr>
-              <w:t>nguồn</w:t>
-            </w:r>
-            <w:proofErr w:type="spellEnd"/>
-            <w:r>
-              <w:rPr>
-                <w:sz w:val="18"/>
-              </w:rPr>
-              <w:t xml:space="preserve"> </w:t>
-            </w:r>
-            <w:proofErr w:type="spellStart"/>
-            <w:r>
-              <w:rPr>
-                <w:sz w:val="18"/>
-              </w:rPr>
-              <w:t>và</w:t>
-            </w:r>
-            <w:proofErr w:type="spellEnd"/>
-            <w:r>
-              <w:rPr>
-                <w:sz w:val="18"/>
-              </w:rPr>
-              <w:t xml:space="preserve"> </w:t>
-            </w:r>
-            <w:proofErr w:type="spellStart"/>
-            <w:r>
-              <w:rPr>
-                <w:sz w:val="18"/>
-              </w:rPr>
-              <w:t>thuốc</w:t>
-            </w:r>
-            <w:proofErr w:type="spellEnd"/>
-            <w:r>
-              <w:rPr>
-                <w:sz w:val="18"/>
-              </w:rPr>
-              <w:t>/</w:t>
-            </w:r>
-            <w:proofErr w:type="spellStart"/>
-            <w:r>
-              <w:rPr>
-                <w:sz w:val="18"/>
-              </w:rPr>
-              <w:t>thực</w:t>
-            </w:r>
-            <w:proofErr w:type="spellEnd"/>
-            <w:r>
-              <w:rPr>
-                <w:sz w:val="18"/>
-              </w:rPr>
-              <w:t xml:space="preserve"> </w:t>
-            </w:r>
-            <w:proofErr w:type="spellStart"/>
-            <w:r>
-              <w:rPr>
-                <w:sz w:val="18"/>
-              </w:rPr>
-              <w:t>phẩm</w:t>
-            </w:r>
-            <w:proofErr w:type="spellEnd"/>
-            <w:r>
-              <w:rPr>
-                <w:sz w:val="18"/>
-              </w:rPr>
-              <w:t xml:space="preserve"> </w:t>
-            </w:r>
-            <w:proofErr w:type="spellStart"/>
-            <w:r>
-              <w:rPr>
-                <w:sz w:val="18"/>
-              </w:rPr>
-              <w:t>liên</w:t>
-            </w:r>
-            <w:proofErr w:type="spellEnd"/>
-            <w:r>
-              <w:rPr>
-                <w:sz w:val="18"/>
-              </w:rPr>
-              <w:t xml:space="preserve"> </w:t>
-            </w:r>
-            <w:proofErr w:type="spellStart"/>
-            <w:r>
-              <w:rPr>
-                <w:sz w:val="18"/>
-              </w:rPr>
-              <w:t>quan</w:t>
-            </w:r>
-            <w:proofErr w:type="spellEnd"/>
-            <w:r>
-              <w:rPr>
-                <w:sz w:val="18"/>
-              </w:rPr>
-              <w:t xml:space="preserve">; </w:t>
-            </w:r>
-            <w:proofErr w:type="spellStart"/>
-            <w:r>
-              <w:rPr>
-                <w:sz w:val="18"/>
-              </w:rPr>
-              <w:t>xác</w:t>
-            </w:r>
-            <w:proofErr w:type="spellEnd"/>
-            <w:r>
-              <w:rPr>
-                <w:sz w:val="18"/>
-              </w:rPr>
-              <w:t xml:space="preserve"> </w:t>
-            </w:r>
-            <w:proofErr w:type="spellStart"/>
-            <w:r>
-              <w:rPr>
-                <w:sz w:val="18"/>
-              </w:rPr>
-              <w:t>nhận</w:t>
-            </w:r>
-            <w:proofErr w:type="spellEnd"/>
-            <w:r>
-              <w:rPr>
-                <w:sz w:val="18"/>
-              </w:rPr>
-              <w:t xml:space="preserve"> </w:t>
-            </w:r>
-            <w:proofErr w:type="spellStart"/>
-            <w:r>
-              <w:rPr>
-                <w:sz w:val="18"/>
-              </w:rPr>
-              <w:t>kết</w:t>
-            </w:r>
-            <w:proofErr w:type="spellEnd"/>
-            <w:r>
-              <w:rPr>
-                <w:sz w:val="18"/>
-              </w:rPr>
-              <w:t xml:space="preserve"> </w:t>
-            </w:r>
-            <w:proofErr w:type="spellStart"/>
-            <w:r>
-              <w:rPr>
-                <w:sz w:val="18"/>
-              </w:rPr>
-              <w:t>quả</w:t>
-            </w:r>
-            <w:proofErr w:type="spellEnd"/>
-            <w:r>
-              <w:rPr>
-                <w:sz w:val="18"/>
-              </w:rPr>
-              <w:t>.</w:t>
-            </w:r>
+              <w:t>Review đoạn trích, nguồn và thuốc/thực phẩm/bệnh nền liên quan; xác nhận kết quả.</w:t>
+            </w:r>
+            <w:proofErr w:type="spellStart"/>
+            <w:proofErr w:type="spellEnd"/>
+            <w:proofErr w:type="spellStart"/>
+            <w:proofErr w:type="spellEnd"/>
+            <w:proofErr w:type="spellStart"/>
+            <w:proofErr w:type="spellEnd"/>
+            <w:proofErr w:type="spellStart"/>
+            <w:proofErr w:type="spellEnd"/>
+            <w:proofErr w:type="spellStart"/>
+            <w:proofErr w:type="spellEnd"/>
+            <w:proofErr w:type="spellStart"/>
+            <w:proofErr w:type="spellEnd"/>
+            <w:proofErr w:type="spellStart"/>
+            <w:proofErr w:type="spellEnd"/>
+            <w:proofErr w:type="spellStart"/>
+            <w:proofErr w:type="spellEnd"/>
+            <w:proofErr w:type="spellStart"/>
+            <w:proofErr w:type="spellEnd"/>
+            <w:proofErr w:type="spellStart"/>
+            <w:proofErr w:type="spellEnd"/>
+            <w:proofErr w:type="spellStart"/>
+            <w:proofErr w:type="spellEnd"/>
+            <w:proofErr w:type="spellStart"/>
+            <w:proofErr w:type="spellEnd"/>
+            <w:proofErr w:type="spellStart"/>
+            <w:proofErr w:type="spellEnd"/>
           </w:p>
         </w:tc>
         <w:tc>
@@ -1782,295 +1047,49 @@
               <w:rPr>
                 <w:sz w:val="18"/>
               </w:rPr>
-              <w:t>Người</w:t>
-            </w:r>
-            <w:proofErr w:type="spellEnd"/>
-            <w:r>
-              <w:rPr>
-                <w:sz w:val="18"/>
-              </w:rPr>
-              <w:t xml:space="preserve"> </w:t>
-            </w:r>
-            <w:proofErr w:type="spellStart"/>
-            <w:r>
-              <w:rPr>
-                <w:sz w:val="18"/>
-              </w:rPr>
-              <w:t>quyết</w:t>
-            </w:r>
-            <w:proofErr w:type="spellEnd"/>
-            <w:r>
-              <w:rPr>
-                <w:sz w:val="18"/>
-              </w:rPr>
-              <w:t xml:space="preserve"> </w:t>
-            </w:r>
-            <w:proofErr w:type="spellStart"/>
-            <w:r>
-              <w:rPr>
-                <w:sz w:val="18"/>
-              </w:rPr>
-              <w:t>định</w:t>
-            </w:r>
-            <w:proofErr w:type="spellEnd"/>
-            <w:r>
-              <w:rPr>
-                <w:sz w:val="18"/>
-              </w:rPr>
-              <w:t xml:space="preserve"> </w:t>
-            </w:r>
-            <w:proofErr w:type="spellStart"/>
-            <w:r>
-              <w:rPr>
-                <w:sz w:val="18"/>
-              </w:rPr>
-              <w:t>trạng</w:t>
-            </w:r>
-            <w:proofErr w:type="spellEnd"/>
-            <w:r>
-              <w:rPr>
-                <w:sz w:val="18"/>
-              </w:rPr>
-              <w:t xml:space="preserve"> </w:t>
-            </w:r>
-            <w:proofErr w:type="spellStart"/>
-            <w:r>
-              <w:rPr>
-                <w:sz w:val="18"/>
-              </w:rPr>
-              <w:t>thái</w:t>
-            </w:r>
-            <w:proofErr w:type="spellEnd"/>
-            <w:r>
-              <w:rPr>
-                <w:sz w:val="18"/>
-              </w:rPr>
-              <w:t xml:space="preserve"> </w:t>
-            </w:r>
-            <w:proofErr w:type="spellStart"/>
-            <w:r>
-              <w:rPr>
-                <w:sz w:val="18"/>
-              </w:rPr>
-              <w:t>chuyên</w:t>
-            </w:r>
-            <w:proofErr w:type="spellEnd"/>
-            <w:r>
-              <w:rPr>
-                <w:sz w:val="18"/>
-              </w:rPr>
-              <w:t xml:space="preserve"> </w:t>
-            </w:r>
-            <w:proofErr w:type="spellStart"/>
-            <w:r>
-              <w:rPr>
-                <w:sz w:val="18"/>
-              </w:rPr>
-              <w:t>môn</w:t>
-            </w:r>
-            <w:proofErr w:type="spellEnd"/>
-            <w:r>
-              <w:rPr>
-                <w:sz w:val="18"/>
-              </w:rPr>
-              <w:t>: “</w:t>
-            </w:r>
-            <w:proofErr w:type="spellStart"/>
-            <w:r>
-              <w:rPr>
-                <w:sz w:val="18"/>
-              </w:rPr>
-              <w:t>đã</w:t>
-            </w:r>
-            <w:proofErr w:type="spellEnd"/>
-            <w:r>
-              <w:rPr>
-                <w:sz w:val="18"/>
-              </w:rPr>
-              <w:t xml:space="preserve"> </w:t>
-            </w:r>
-            <w:proofErr w:type="spellStart"/>
-            <w:r>
-              <w:rPr>
-                <w:sz w:val="18"/>
-              </w:rPr>
-              <w:t>xác</w:t>
-            </w:r>
-            <w:proofErr w:type="spellEnd"/>
-            <w:r>
-              <w:rPr>
-                <w:sz w:val="18"/>
-              </w:rPr>
-              <w:t xml:space="preserve"> </w:t>
-            </w:r>
-            <w:proofErr w:type="spellStart"/>
-            <w:r>
-              <w:rPr>
-                <w:sz w:val="18"/>
-              </w:rPr>
-              <w:t>minh</w:t>
-            </w:r>
-            <w:proofErr w:type="spellEnd"/>
-            <w:r>
-              <w:rPr>
-                <w:sz w:val="18"/>
-              </w:rPr>
-              <w:t xml:space="preserve"> </w:t>
-            </w:r>
-            <w:proofErr w:type="spellStart"/>
-            <w:r>
-              <w:rPr>
-                <w:sz w:val="18"/>
-              </w:rPr>
-              <w:t>có</w:t>
-            </w:r>
-            <w:proofErr w:type="spellEnd"/>
-            <w:r>
-              <w:rPr>
-                <w:sz w:val="18"/>
-              </w:rPr>
-              <w:t xml:space="preserve"> </w:t>
-            </w:r>
-            <w:proofErr w:type="spellStart"/>
-            <w:r>
-              <w:rPr>
-                <w:sz w:val="18"/>
-              </w:rPr>
-              <w:t>tương</w:t>
-            </w:r>
-            <w:proofErr w:type="spellEnd"/>
-            <w:r>
-              <w:rPr>
-                <w:sz w:val="18"/>
-              </w:rPr>
-              <w:t xml:space="preserve"> </w:t>
-            </w:r>
-            <w:proofErr w:type="spellStart"/>
-            <w:r>
-              <w:rPr>
-                <w:sz w:val="18"/>
-              </w:rPr>
-              <w:t>tác</w:t>
-            </w:r>
-            <w:proofErr w:type="spellEnd"/>
-            <w:r>
-              <w:rPr>
-                <w:sz w:val="18"/>
-              </w:rPr>
-              <w:t>”, “</w:t>
-            </w:r>
-            <w:proofErr w:type="spellStart"/>
-            <w:r>
-              <w:rPr>
-                <w:sz w:val="18"/>
-              </w:rPr>
-              <w:t>không</w:t>
-            </w:r>
-            <w:proofErr w:type="spellEnd"/>
-            <w:r>
-              <w:rPr>
-                <w:sz w:val="18"/>
-              </w:rPr>
-              <w:t xml:space="preserve"> </w:t>
-            </w:r>
-            <w:proofErr w:type="spellStart"/>
-            <w:r>
-              <w:rPr>
-                <w:sz w:val="18"/>
-              </w:rPr>
-              <w:t>đủ</w:t>
-            </w:r>
-            <w:proofErr w:type="spellEnd"/>
-            <w:r>
-              <w:rPr>
-                <w:sz w:val="18"/>
-              </w:rPr>
-              <w:t xml:space="preserve"> </w:t>
-            </w:r>
-            <w:proofErr w:type="spellStart"/>
-            <w:r>
-              <w:rPr>
-                <w:sz w:val="18"/>
-              </w:rPr>
-              <w:t>thông</w:t>
-            </w:r>
-            <w:proofErr w:type="spellEnd"/>
-            <w:r>
-              <w:rPr>
-                <w:sz w:val="18"/>
-              </w:rPr>
-              <w:t xml:space="preserve"> tin” </w:t>
-            </w:r>
-            <w:proofErr w:type="spellStart"/>
-            <w:r>
-              <w:rPr>
-                <w:sz w:val="18"/>
-              </w:rPr>
-              <w:t>hoặc</w:t>
-            </w:r>
-            <w:proofErr w:type="spellEnd"/>
-            <w:r>
-              <w:rPr>
-                <w:sz w:val="18"/>
-              </w:rPr>
-              <w:t xml:space="preserve"> “</w:t>
-            </w:r>
-            <w:proofErr w:type="spellStart"/>
-            <w:r>
-              <w:rPr>
-                <w:sz w:val="18"/>
-              </w:rPr>
-              <w:t>cần</w:t>
-            </w:r>
-            <w:proofErr w:type="spellEnd"/>
-            <w:r>
-              <w:rPr>
-                <w:sz w:val="18"/>
-              </w:rPr>
-              <w:t xml:space="preserve"> </w:t>
-            </w:r>
-            <w:proofErr w:type="spellStart"/>
-            <w:r>
-              <w:rPr>
-                <w:sz w:val="18"/>
-              </w:rPr>
-              <w:t>bổ</w:t>
-            </w:r>
-            <w:proofErr w:type="spellEnd"/>
-            <w:r>
-              <w:rPr>
-                <w:sz w:val="18"/>
-              </w:rPr>
-              <w:t xml:space="preserve"> sung </w:t>
-            </w:r>
-            <w:proofErr w:type="spellStart"/>
-            <w:r>
-              <w:rPr>
-                <w:sz w:val="18"/>
-              </w:rPr>
-              <w:t>dữ</w:t>
-            </w:r>
-            <w:proofErr w:type="spellEnd"/>
-            <w:r>
-              <w:rPr>
-                <w:sz w:val="18"/>
-              </w:rPr>
-              <w:t xml:space="preserve"> </w:t>
-            </w:r>
-            <w:proofErr w:type="spellStart"/>
-            <w:r>
-              <w:rPr>
-                <w:sz w:val="18"/>
-              </w:rPr>
-              <w:t>liệu</w:t>
-            </w:r>
-            <w:proofErr w:type="spellEnd"/>
-            <w:r>
-              <w:rPr>
-                <w:sz w:val="18"/>
-              </w:rPr>
-              <w:t>”.</w:t>
-            </w:r>
+              <w:t>Người quyết định trạng thái duyệt của bằng chứng: approved (đã xác minh có tương tác), rejected (bác bỏ) hoặc giữ pending khi chưa đủ thông tin. Khi hệ thống không có dữ liệu, kết quả trả về là unavailable chứ không phải một cảnh báo.</w:t>
+            </w:r>
+            <w:proofErr w:type="spellEnd"/>
+            <w:proofErr w:type="spellStart"/>
+            <w:proofErr w:type="spellEnd"/>
+            <w:proofErr w:type="spellStart"/>
+            <w:proofErr w:type="spellEnd"/>
+            <w:proofErr w:type="spellStart"/>
+            <w:proofErr w:type="spellEnd"/>
+            <w:proofErr w:type="spellStart"/>
+            <w:proofErr w:type="spellEnd"/>
+            <w:proofErr w:type="spellStart"/>
+            <w:proofErr w:type="spellEnd"/>
+            <w:proofErr w:type="spellStart"/>
+            <w:proofErr w:type="spellEnd"/>
+            <w:proofErr w:type="spellStart"/>
+            <w:proofErr w:type="spellEnd"/>
+            <w:proofErr w:type="spellStart"/>
+            <w:proofErr w:type="spellEnd"/>
+            <w:proofErr w:type="spellStart"/>
+            <w:proofErr w:type="spellEnd"/>
+            <w:proofErr w:type="spellStart"/>
+            <w:proofErr w:type="spellEnd"/>
+            <w:proofErr w:type="spellStart"/>
+            <w:proofErr w:type="spellEnd"/>
+            <w:proofErr w:type="spellStart"/>
+            <w:proofErr w:type="spellEnd"/>
+            <w:proofErr w:type="spellStart"/>
+            <w:proofErr w:type="spellEnd"/>
+            <w:proofErr w:type="spellStart"/>
+            <w:proofErr w:type="spellEnd"/>
+            <w:proofErr w:type="spellStart"/>
+            <w:proofErr w:type="spellEnd"/>
+            <w:proofErr w:type="spellStart"/>
+            <w:proofErr w:type="spellEnd"/>
+            <w:proofErr w:type="spellStart"/>
+            <w:proofErr w:type="spellEnd"/>
+            <w:proofErr w:type="spellStart"/>
+            <w:proofErr w:type="spellEnd"/>
+            <w:proofErr w:type="spellStart"/>
+            <w:proofErr w:type="spellEnd"/>
+            <w:proofErr w:type="spellStart"/>
+            <w:proofErr w:type="spellEnd"/>
           </w:p>
         </w:tc>
       </w:tr>
@@ -3123,503 +2142,131 @@
       </w:pPr>
       <w:proofErr w:type="spellStart"/>
       <w:r>
-        <w:t>Định</w:t>
+        <w:t>Định nghĩa: Medication Safety Copilot là AI Agent hỗ trợ thu thập và tổ chức bằng chứng về tương tác thuốc. Agent chỉ thực hiện các tác vụ được giới hạn rõ: OCR, chuẩn hóa tên thuốc, xác định thuốc/thực phẩm/bệnh nền liên quan, truy xuất nguồn tin cậy và trích nguyên văn. Agent không tự kết luận lâm sàng và không suy luận bệnh nền; bác sĩ review kết quả và cập nhật trạng thái xác minh.</w:t>
       </w:r>
       <w:proofErr w:type="spellEnd"/>
-      <w:r>
-        <w:t xml:space="preserve"> </w:t>
-      </w:r>
       <w:proofErr w:type="spellStart"/>
-      <w:r>
-        <w:t>nghĩa</w:t>
-      </w:r>
       <w:proofErr w:type="spellEnd"/>
-      <w:r>
-        <w:t xml:space="preserve">: Medication Safety Copilot </w:t>
-      </w:r>
       <w:proofErr w:type="spellStart"/>
-      <w:r>
-        <w:t>là</w:t>
-      </w:r>
       <w:proofErr w:type="spellEnd"/>
-      <w:r>
-        <w:t xml:space="preserve"> AI Agent </w:t>
-      </w:r>
       <w:proofErr w:type="spellStart"/>
-      <w:r>
-        <w:t>hỗ</w:t>
-      </w:r>
       <w:proofErr w:type="spellEnd"/>
-      <w:r>
-        <w:t xml:space="preserve"> </w:t>
-      </w:r>
       <w:proofErr w:type="spellStart"/>
-      <w:r>
-        <w:t>trợ</w:t>
-      </w:r>
       <w:proofErr w:type="spellEnd"/>
-      <w:r>
-        <w:t xml:space="preserve"> </w:t>
-      </w:r>
       <w:proofErr w:type="spellStart"/>
-      <w:r>
-        <w:t>thu</w:t>
-      </w:r>
       <w:proofErr w:type="spellEnd"/>
-      <w:r>
-        <w:t xml:space="preserve"> </w:t>
-      </w:r>
       <w:proofErr w:type="spellStart"/>
-      <w:r>
-        <w:t>thập</w:t>
-      </w:r>
       <w:proofErr w:type="spellEnd"/>
-      <w:r>
-        <w:t xml:space="preserve"> </w:t>
-      </w:r>
       <w:proofErr w:type="spellStart"/>
-      <w:r>
-        <w:t>và</w:t>
-      </w:r>
       <w:proofErr w:type="spellEnd"/>
-      <w:r>
-        <w:t xml:space="preserve"> </w:t>
-      </w:r>
       <w:proofErr w:type="spellStart"/>
-      <w:r>
-        <w:t>tổ</w:t>
-      </w:r>
       <w:proofErr w:type="spellEnd"/>
-      <w:r>
-        <w:t xml:space="preserve"> </w:t>
-      </w:r>
       <w:proofErr w:type="spellStart"/>
-      <w:r>
-        <w:t>chức</w:t>
-      </w:r>
       <w:proofErr w:type="spellEnd"/>
-      <w:r>
-        <w:t xml:space="preserve"> </w:t>
-      </w:r>
       <w:proofErr w:type="spellStart"/>
-      <w:r>
-        <w:t>bằng</w:t>
-      </w:r>
       <w:proofErr w:type="spellEnd"/>
-      <w:r>
-        <w:t xml:space="preserve"> </w:t>
-      </w:r>
       <w:proofErr w:type="spellStart"/>
-      <w:r>
-        <w:t>chứng</w:t>
-      </w:r>
       <w:proofErr w:type="spellEnd"/>
-      <w:r>
-        <w:t xml:space="preserve"> </w:t>
-      </w:r>
       <w:proofErr w:type="spellStart"/>
-      <w:r>
-        <w:t>về</w:t>
-      </w:r>
       <w:proofErr w:type="spellEnd"/>
-      <w:r>
-        <w:t xml:space="preserve"> </w:t>
-      </w:r>
       <w:proofErr w:type="spellStart"/>
-      <w:r>
-        <w:t>tương</w:t>
-      </w:r>
       <w:proofErr w:type="spellEnd"/>
-      <w:r>
-        <w:t xml:space="preserve"> </w:t>
-      </w:r>
       <w:proofErr w:type="spellStart"/>
-      <w:r>
-        <w:t>tác</w:t>
-      </w:r>
       <w:proofErr w:type="spellEnd"/>
-      <w:r>
-        <w:t xml:space="preserve"> </w:t>
-      </w:r>
       <w:proofErr w:type="spellStart"/>
-      <w:r>
-        <w:t>thuốc</w:t>
-      </w:r>
       <w:proofErr w:type="spellEnd"/>
-      <w:r>
-        <w:t xml:space="preserve">. Agent </w:t>
-      </w:r>
       <w:proofErr w:type="spellStart"/>
-      <w:r>
-        <w:t>chỉ</w:t>
-      </w:r>
       <w:proofErr w:type="spellEnd"/>
-      <w:r>
-        <w:t xml:space="preserve"> </w:t>
-      </w:r>
       <w:proofErr w:type="spellStart"/>
-      <w:r>
-        <w:t>thực</w:t>
-      </w:r>
       <w:proofErr w:type="spellEnd"/>
-      <w:r>
-        <w:t xml:space="preserve"> </w:t>
-      </w:r>
       <w:proofErr w:type="spellStart"/>
-      <w:r>
-        <w:t>hiện</w:t>
-      </w:r>
       <w:proofErr w:type="spellEnd"/>
-      <w:r>
-        <w:t xml:space="preserve"> </w:t>
-      </w:r>
       <w:proofErr w:type="spellStart"/>
-      <w:r>
-        <w:t>các</w:t>
-      </w:r>
       <w:proofErr w:type="spellEnd"/>
-      <w:r>
-        <w:t xml:space="preserve"> </w:t>
-      </w:r>
       <w:proofErr w:type="spellStart"/>
-      <w:r>
-        <w:t>tác</w:t>
-      </w:r>
       <w:proofErr w:type="spellEnd"/>
-      <w:r>
-        <w:t xml:space="preserve"> </w:t>
-      </w:r>
       <w:proofErr w:type="spellStart"/>
-      <w:r>
-        <w:t>vụ</w:t>
-      </w:r>
       <w:proofErr w:type="spellEnd"/>
-      <w:r>
-        <w:t xml:space="preserve"> </w:t>
-      </w:r>
       <w:proofErr w:type="spellStart"/>
-      <w:r>
-        <w:t>được</w:t>
-      </w:r>
       <w:proofErr w:type="spellEnd"/>
-      <w:r>
-        <w:t xml:space="preserve"> </w:t>
-      </w:r>
       <w:proofErr w:type="spellStart"/>
-      <w:r>
-        <w:t>giới</w:t>
-      </w:r>
       <w:proofErr w:type="spellEnd"/>
-      <w:r>
-        <w:t xml:space="preserve"> </w:t>
-      </w:r>
       <w:proofErr w:type="spellStart"/>
-      <w:r>
-        <w:t>hạn</w:t>
-      </w:r>
       <w:proofErr w:type="spellEnd"/>
-      <w:r>
-        <w:t xml:space="preserve"> </w:t>
-      </w:r>
       <w:proofErr w:type="spellStart"/>
-      <w:r>
-        <w:t>rõ</w:t>
-      </w:r>
       <w:proofErr w:type="spellEnd"/>
-      <w:r>
-        <w:t xml:space="preserve">: OCR, </w:t>
-      </w:r>
       <w:proofErr w:type="spellStart"/>
-      <w:r>
-        <w:t>chuẩn</w:t>
-      </w:r>
       <w:proofErr w:type="spellEnd"/>
-      <w:r>
-        <w:t xml:space="preserve"> </w:t>
-      </w:r>
       <w:proofErr w:type="spellStart"/>
-      <w:r>
-        <w:t>hóa</w:t>
-      </w:r>
       <w:proofErr w:type="spellEnd"/>
-      <w:r>
-        <w:t xml:space="preserve"> </w:t>
-      </w:r>
       <w:proofErr w:type="spellStart"/>
-      <w:r>
-        <w:t>tên</w:t>
-      </w:r>
       <w:proofErr w:type="spellEnd"/>
-      <w:r>
-        <w:t xml:space="preserve"> </w:t>
-      </w:r>
       <w:proofErr w:type="spellStart"/>
-      <w:r>
-        <w:t>thuốc</w:t>
-      </w:r>
       <w:proofErr w:type="spellEnd"/>
-      <w:r>
-        <w:t xml:space="preserve">, </w:t>
-      </w:r>
       <w:proofErr w:type="spellStart"/>
-      <w:r>
-        <w:t>xác</w:t>
-      </w:r>
       <w:proofErr w:type="spellEnd"/>
-      <w:r>
-        <w:t xml:space="preserve"> </w:t>
-      </w:r>
       <w:proofErr w:type="spellStart"/>
-      <w:r>
-        <w:t>định</w:t>
-      </w:r>
       <w:proofErr w:type="spellEnd"/>
-      <w:r>
-        <w:t xml:space="preserve"> </w:t>
-      </w:r>
       <w:proofErr w:type="spellStart"/>
-      <w:r>
-        <w:t>thuốc</w:t>
-      </w:r>
       <w:proofErr w:type="spellEnd"/>
-      <w:r>
-        <w:t>/</w:t>
-      </w:r>
       <w:proofErr w:type="spellStart"/>
-      <w:r>
-        <w:t>thực</w:t>
-      </w:r>
       <w:proofErr w:type="spellEnd"/>
-      <w:r>
-        <w:t xml:space="preserve"> </w:t>
-      </w:r>
       <w:proofErr w:type="spellStart"/>
-      <w:r>
-        <w:t>phẩm</w:t>
-      </w:r>
       <w:proofErr w:type="spellEnd"/>
-      <w:r>
-        <w:t xml:space="preserve"> </w:t>
-      </w:r>
       <w:proofErr w:type="spellStart"/>
-      <w:r>
-        <w:t>liên</w:t>
-      </w:r>
       <w:proofErr w:type="spellEnd"/>
-      <w:r>
-        <w:t xml:space="preserve"> </w:t>
-      </w:r>
       <w:proofErr w:type="spellStart"/>
-      <w:r>
-        <w:t>quan</w:t>
-      </w:r>
       <w:proofErr w:type="spellEnd"/>
-      <w:r>
-        <w:t xml:space="preserve">, </w:t>
-      </w:r>
       <w:proofErr w:type="spellStart"/>
-      <w:r>
-        <w:t>truy</w:t>
-      </w:r>
       <w:proofErr w:type="spellEnd"/>
-      <w:r>
-        <w:t xml:space="preserve"> </w:t>
-      </w:r>
       <w:proofErr w:type="spellStart"/>
-      <w:r>
-        <w:t>xuất</w:t>
-      </w:r>
       <w:proofErr w:type="spellEnd"/>
-      <w:r>
-        <w:t xml:space="preserve"> </w:t>
-      </w:r>
       <w:proofErr w:type="spellStart"/>
-      <w:r>
-        <w:t>nguồn</w:t>
-      </w:r>
       <w:proofErr w:type="spellEnd"/>
-      <w:r>
-        <w:t xml:space="preserve"> tin </w:t>
-      </w:r>
       <w:proofErr w:type="spellStart"/>
-      <w:r>
-        <w:t>c</w:t>
-      </w:r>
-      <w:r>
-        <w:t>ậy</w:t>
-      </w:r>
       <w:proofErr w:type="spellEnd"/>
-      <w:r>
-        <w:t xml:space="preserve"> </w:t>
-      </w:r>
       <w:proofErr w:type="spellStart"/>
-      <w:r>
-        <w:t>và</w:t>
-      </w:r>
       <w:proofErr w:type="spellEnd"/>
-      <w:r>
-        <w:t xml:space="preserve"> </w:t>
-      </w:r>
       <w:proofErr w:type="spellStart"/>
-      <w:r>
-        <w:t>trích</w:t>
-      </w:r>
       <w:proofErr w:type="spellEnd"/>
-      <w:r>
-        <w:t xml:space="preserve"> </w:t>
-      </w:r>
       <w:proofErr w:type="spellStart"/>
-      <w:r>
-        <w:t>nguyên</w:t>
-      </w:r>
       <w:proofErr w:type="spellEnd"/>
-      <w:r>
-        <w:t xml:space="preserve"> </w:t>
-      </w:r>
       <w:proofErr w:type="spellStart"/>
-      <w:r>
-        <w:t>văn</w:t>
-      </w:r>
       <w:proofErr w:type="spellEnd"/>
-      <w:r>
-        <w:t xml:space="preserve">. Agent </w:t>
-      </w:r>
       <w:proofErr w:type="spellStart"/>
-      <w:r>
-        <w:t>không</w:t>
-      </w:r>
       <w:proofErr w:type="spellEnd"/>
-      <w:r>
-        <w:t xml:space="preserve"> </w:t>
-      </w:r>
       <w:proofErr w:type="spellStart"/>
-      <w:r>
-        <w:t>tự</w:t>
-      </w:r>
       <w:proofErr w:type="spellEnd"/>
-      <w:r>
-        <w:t xml:space="preserve"> </w:t>
-      </w:r>
       <w:proofErr w:type="spellStart"/>
-      <w:r>
-        <w:t>kết</w:t>
-      </w:r>
       <w:proofErr w:type="spellEnd"/>
-      <w:r>
-        <w:t xml:space="preserve"> </w:t>
-      </w:r>
       <w:proofErr w:type="spellStart"/>
-      <w:r>
-        <w:t>luận</w:t>
-      </w:r>
       <w:proofErr w:type="spellEnd"/>
-      <w:r>
-        <w:t xml:space="preserve"> </w:t>
-      </w:r>
       <w:proofErr w:type="spellStart"/>
-      <w:r>
-        <w:t>lâm</w:t>
-      </w:r>
       <w:proofErr w:type="spellEnd"/>
-      <w:r>
-        <w:t xml:space="preserve"> </w:t>
-      </w:r>
       <w:proofErr w:type="spellStart"/>
-      <w:r>
-        <w:t>sàng</w:t>
-      </w:r>
       <w:proofErr w:type="spellEnd"/>
-      <w:r>
-        <w:t xml:space="preserve">; </w:t>
-      </w:r>
       <w:proofErr w:type="spellStart"/>
-      <w:r>
-        <w:t>bác</w:t>
-      </w:r>
       <w:proofErr w:type="spellEnd"/>
-      <w:r>
-        <w:t xml:space="preserve"> </w:t>
-      </w:r>
       <w:proofErr w:type="spellStart"/>
-      <w:r>
-        <w:t>sĩ</w:t>
-      </w:r>
       <w:proofErr w:type="spellEnd"/>
-      <w:r>
-        <w:t xml:space="preserve"> review </w:t>
-      </w:r>
       <w:proofErr w:type="spellStart"/>
-      <w:r>
-        <w:t>kết</w:t>
-      </w:r>
       <w:proofErr w:type="spellEnd"/>
-      <w:r>
-        <w:t xml:space="preserve"> </w:t>
-      </w:r>
       <w:proofErr w:type="spellStart"/>
-      <w:r>
-        <w:t>quả</w:t>
-      </w:r>
       <w:proofErr w:type="spellEnd"/>
-      <w:r>
-        <w:t xml:space="preserve"> </w:t>
-      </w:r>
       <w:proofErr w:type="spellStart"/>
-      <w:r>
-        <w:t>và</w:t>
-      </w:r>
       <w:proofErr w:type="spellEnd"/>
-      <w:r>
-        <w:t xml:space="preserve"> </w:t>
-      </w:r>
       <w:proofErr w:type="spellStart"/>
-      <w:r>
-        <w:t>cập</w:t>
-      </w:r>
       <w:proofErr w:type="spellEnd"/>
-      <w:r>
-        <w:t xml:space="preserve"> </w:t>
-      </w:r>
       <w:proofErr w:type="spellStart"/>
-      <w:r>
-        <w:t>nhật</w:t>
-      </w:r>
       <w:proofErr w:type="spellEnd"/>
-      <w:r>
-        <w:t xml:space="preserve"> </w:t>
-      </w:r>
       <w:proofErr w:type="spellStart"/>
-      <w:r>
-        <w:t>trạng</w:t>
-      </w:r>
       <w:proofErr w:type="spellEnd"/>
-      <w:r>
-        <w:t xml:space="preserve"> </w:t>
-      </w:r>
       <w:proofErr w:type="spellStart"/>
-      <w:r>
-        <w:t>thái</w:t>
-      </w:r>
       <w:proofErr w:type="spellEnd"/>
-      <w:r>
-        <w:t xml:space="preserve"> </w:t>
-      </w:r>
       <w:proofErr w:type="spellStart"/>
-      <w:r>
-        <w:t>xác</w:t>
-      </w:r>
       <w:proofErr w:type="spellEnd"/>
-      <w:r>
-        <w:t xml:space="preserve"> </w:t>
-      </w:r>
       <w:proofErr w:type="spellStart"/>
-      <w:r>
-        <w:t>minh</w:t>
-      </w:r>
       <w:proofErr w:type="spellEnd"/>
-      <w:r>
-        <w:t>.</w:t>
-      </w:r>
     </w:p>
     <w:tbl>
       <w:tblPr>
@@ -3955,337 +2602,55 @@
               <w:rPr>
                 <w:sz w:val="18"/>
               </w:rPr>
-              <w:t>Đánh</w:t>
-            </w:r>
-            <w:proofErr w:type="spellEnd"/>
-            <w:r>
-              <w:rPr>
-                <w:sz w:val="18"/>
-              </w:rPr>
-              <w:t xml:space="preserve"> </w:t>
-            </w:r>
-            <w:proofErr w:type="spellStart"/>
-            <w:r>
-              <w:rPr>
-                <w:sz w:val="18"/>
-              </w:rPr>
-              <w:t>giá</w:t>
-            </w:r>
-            <w:proofErr w:type="spellEnd"/>
-            <w:r>
-              <w:rPr>
-                <w:sz w:val="18"/>
-              </w:rPr>
-              <w:t xml:space="preserve"> </w:t>
-            </w:r>
-            <w:proofErr w:type="spellStart"/>
-            <w:r>
-              <w:rPr>
-                <w:sz w:val="18"/>
-              </w:rPr>
-              <w:t>đầu</w:t>
-            </w:r>
-            <w:proofErr w:type="spellEnd"/>
-            <w:r>
-              <w:rPr>
-                <w:sz w:val="18"/>
-              </w:rPr>
-              <w:t xml:space="preserve"> </w:t>
-            </w:r>
-            <w:proofErr w:type="spellStart"/>
-            <w:r>
-              <w:rPr>
-                <w:sz w:val="18"/>
-              </w:rPr>
-              <w:t>vào</w:t>
-            </w:r>
-            <w:proofErr w:type="spellEnd"/>
-            <w:r>
-              <w:rPr>
-                <w:sz w:val="18"/>
-              </w:rPr>
-              <w:t xml:space="preserve">; </w:t>
-            </w:r>
-            <w:proofErr w:type="spellStart"/>
-            <w:r>
-              <w:rPr>
-                <w:sz w:val="18"/>
-              </w:rPr>
-              <w:t>chuẩn</w:t>
-            </w:r>
-            <w:proofErr w:type="spellEnd"/>
-            <w:r>
-              <w:rPr>
-                <w:sz w:val="18"/>
-              </w:rPr>
-              <w:t xml:space="preserve"> </w:t>
-            </w:r>
-            <w:proofErr w:type="spellStart"/>
-            <w:r>
-              <w:rPr>
-                <w:sz w:val="18"/>
-              </w:rPr>
-              <w:t>hóa</w:t>
-            </w:r>
-            <w:proofErr w:type="spellEnd"/>
-            <w:r>
-              <w:rPr>
-                <w:sz w:val="18"/>
-              </w:rPr>
-              <w:t xml:space="preserve"> </w:t>
-            </w:r>
-            <w:proofErr w:type="spellStart"/>
-            <w:r>
-              <w:rPr>
-                <w:sz w:val="18"/>
-              </w:rPr>
-              <w:t>tên</w:t>
-            </w:r>
-            <w:proofErr w:type="spellEnd"/>
-            <w:r>
-              <w:rPr>
-                <w:sz w:val="18"/>
-              </w:rPr>
-              <w:t xml:space="preserve">; </w:t>
-            </w:r>
-            <w:proofErr w:type="spellStart"/>
-            <w:r>
-              <w:rPr>
-                <w:sz w:val="18"/>
-              </w:rPr>
-              <w:t>tạo</w:t>
-            </w:r>
-            <w:proofErr w:type="spellEnd"/>
-            <w:r>
-              <w:rPr>
-                <w:sz w:val="18"/>
-              </w:rPr>
-              <w:t xml:space="preserve"> </w:t>
-            </w:r>
-            <w:proofErr w:type="spellStart"/>
-            <w:r>
-              <w:rPr>
-                <w:sz w:val="18"/>
-              </w:rPr>
-              <w:t>các</w:t>
-            </w:r>
-            <w:proofErr w:type="spellEnd"/>
-            <w:r>
-              <w:rPr>
-                <w:sz w:val="18"/>
-              </w:rPr>
-              <w:t xml:space="preserve"> </w:t>
-            </w:r>
-            <w:proofErr w:type="spellStart"/>
-            <w:r>
-              <w:rPr>
-                <w:sz w:val="18"/>
-              </w:rPr>
-              <w:t>cặp</w:t>
-            </w:r>
-            <w:proofErr w:type="spellEnd"/>
-            <w:r>
-              <w:rPr>
-                <w:sz w:val="18"/>
-              </w:rPr>
-              <w:t xml:space="preserve"> </w:t>
-            </w:r>
-            <w:proofErr w:type="spellStart"/>
-            <w:r>
-              <w:rPr>
-                <w:sz w:val="18"/>
-              </w:rPr>
-              <w:t>cần</w:t>
-            </w:r>
-            <w:proofErr w:type="spellEnd"/>
-            <w:r>
-              <w:rPr>
-                <w:sz w:val="18"/>
-              </w:rPr>
-              <w:t xml:space="preserve"> </w:t>
-            </w:r>
-            <w:proofErr w:type="spellStart"/>
-            <w:r>
-              <w:rPr>
-                <w:sz w:val="18"/>
-              </w:rPr>
-              <w:t>kiểm</w:t>
-            </w:r>
-            <w:proofErr w:type="spellEnd"/>
-            <w:r>
-              <w:rPr>
-                <w:sz w:val="18"/>
-              </w:rPr>
-              <w:t xml:space="preserve"> </w:t>
-            </w:r>
-            <w:proofErr w:type="spellStart"/>
-            <w:r>
-              <w:rPr>
-                <w:sz w:val="18"/>
-              </w:rPr>
-              <w:t>tra</w:t>
-            </w:r>
-            <w:proofErr w:type="spellEnd"/>
-            <w:r>
-              <w:rPr>
-                <w:sz w:val="18"/>
-              </w:rPr>
-              <w:t xml:space="preserve">; </w:t>
-            </w:r>
-            <w:proofErr w:type="spellStart"/>
-            <w:r>
-              <w:rPr>
-                <w:sz w:val="18"/>
-              </w:rPr>
-              <w:t>xác</w:t>
-            </w:r>
-            <w:proofErr w:type="spellEnd"/>
-            <w:r>
-              <w:rPr>
-                <w:sz w:val="18"/>
-              </w:rPr>
-              <w:t xml:space="preserve"> </w:t>
-            </w:r>
-            <w:proofErr w:type="spellStart"/>
-            <w:r>
-              <w:rPr>
-                <w:sz w:val="18"/>
-              </w:rPr>
-              <w:t>định</w:t>
-            </w:r>
-            <w:proofErr w:type="spellEnd"/>
-            <w:r>
-              <w:rPr>
-                <w:sz w:val="18"/>
-              </w:rPr>
-              <w:t xml:space="preserve"> </w:t>
-            </w:r>
-            <w:proofErr w:type="spellStart"/>
-            <w:r>
-              <w:rPr>
-                <w:sz w:val="18"/>
-              </w:rPr>
-              <w:t>thuốc</w:t>
-            </w:r>
-            <w:proofErr w:type="spellEnd"/>
-            <w:r>
-              <w:rPr>
-                <w:sz w:val="18"/>
-              </w:rPr>
-              <w:t>/</w:t>
-            </w:r>
-            <w:proofErr w:type="spellStart"/>
-            <w:r>
-              <w:rPr>
-                <w:sz w:val="18"/>
-              </w:rPr>
-              <w:t>thực</w:t>
-            </w:r>
-            <w:proofErr w:type="spellEnd"/>
-            <w:r>
-              <w:rPr>
-                <w:sz w:val="18"/>
-              </w:rPr>
-              <w:t xml:space="preserve"> </w:t>
-            </w:r>
-            <w:proofErr w:type="spellStart"/>
-            <w:r>
-              <w:rPr>
-                <w:sz w:val="18"/>
-              </w:rPr>
-              <w:t>phẩm</w:t>
-            </w:r>
-            <w:proofErr w:type="spellEnd"/>
-            <w:r>
-              <w:rPr>
-                <w:sz w:val="18"/>
-              </w:rPr>
-              <w:t xml:space="preserve"> </w:t>
-            </w:r>
-            <w:proofErr w:type="spellStart"/>
-            <w:r>
-              <w:rPr>
-                <w:sz w:val="18"/>
-              </w:rPr>
-              <w:t>liên</w:t>
-            </w:r>
-            <w:proofErr w:type="spellEnd"/>
-            <w:r>
-              <w:rPr>
-                <w:sz w:val="18"/>
-              </w:rPr>
-              <w:t xml:space="preserve"> </w:t>
-            </w:r>
-            <w:proofErr w:type="spellStart"/>
-            <w:r>
-              <w:rPr>
-                <w:sz w:val="18"/>
-              </w:rPr>
-              <w:t>quan</w:t>
-            </w:r>
-            <w:proofErr w:type="spellEnd"/>
-            <w:r>
-              <w:rPr>
-                <w:sz w:val="18"/>
-              </w:rPr>
-              <w:t xml:space="preserve"> </w:t>
-            </w:r>
-            <w:proofErr w:type="spellStart"/>
-            <w:r>
-              <w:rPr>
-                <w:sz w:val="18"/>
-              </w:rPr>
-              <w:t>và</w:t>
-            </w:r>
-            <w:proofErr w:type="spellEnd"/>
-            <w:r>
-              <w:rPr>
-                <w:sz w:val="18"/>
-              </w:rPr>
-              <w:t xml:space="preserve"> </w:t>
-            </w:r>
-            <w:proofErr w:type="spellStart"/>
-            <w:r>
-              <w:rPr>
-                <w:sz w:val="18"/>
-              </w:rPr>
-              <w:t>nguồn</w:t>
-            </w:r>
-            <w:proofErr w:type="spellEnd"/>
-            <w:r>
-              <w:rPr>
-                <w:sz w:val="18"/>
-              </w:rPr>
-              <w:t xml:space="preserve"> </w:t>
-            </w:r>
-            <w:proofErr w:type="spellStart"/>
-            <w:r>
-              <w:rPr>
-                <w:sz w:val="18"/>
-              </w:rPr>
-              <w:t>phù</w:t>
-            </w:r>
-            <w:proofErr w:type="spellEnd"/>
-            <w:r>
-              <w:rPr>
-                <w:sz w:val="18"/>
-              </w:rPr>
-              <w:t xml:space="preserve"> </w:t>
-            </w:r>
-            <w:proofErr w:type="spellStart"/>
-            <w:r>
-              <w:rPr>
-                <w:sz w:val="18"/>
-              </w:rPr>
-              <w:t>hợp</w:t>
-            </w:r>
-            <w:proofErr w:type="spellEnd"/>
-            <w:r>
-              <w:rPr>
-                <w:sz w:val="18"/>
-              </w:rPr>
-              <w:t>.</w:t>
-            </w:r>
+              <w:t>Đánh giá đầu vào; chuẩn hóa tên; tạo các cặp cần kiểm tra; xác định thuốc/thực phẩm/bệnh nền liên quan và nguồn phù hợp.</w:t>
+            </w:r>
+            <w:proofErr w:type="spellEnd"/>
+            <w:proofErr w:type="spellStart"/>
+            <w:proofErr w:type="spellEnd"/>
+            <w:proofErr w:type="spellStart"/>
+            <w:proofErr w:type="spellEnd"/>
+            <w:proofErr w:type="spellStart"/>
+            <w:proofErr w:type="spellEnd"/>
+            <w:proofErr w:type="spellStart"/>
+            <w:proofErr w:type="spellEnd"/>
+            <w:proofErr w:type="spellStart"/>
+            <w:proofErr w:type="spellEnd"/>
+            <w:proofErr w:type="spellStart"/>
+            <w:proofErr w:type="spellEnd"/>
+            <w:proofErr w:type="spellStart"/>
+            <w:proofErr w:type="spellEnd"/>
+            <w:proofErr w:type="spellStart"/>
+            <w:proofErr w:type="spellEnd"/>
+            <w:proofErr w:type="spellStart"/>
+            <w:proofErr w:type="spellEnd"/>
+            <w:proofErr w:type="spellStart"/>
+            <w:proofErr w:type="spellEnd"/>
+            <w:proofErr w:type="spellStart"/>
+            <w:proofErr w:type="spellEnd"/>
+            <w:proofErr w:type="spellStart"/>
+            <w:proofErr w:type="spellEnd"/>
+            <w:proofErr w:type="spellStart"/>
+            <w:proofErr w:type="spellEnd"/>
+            <w:proofErr w:type="spellStart"/>
+            <w:proofErr w:type="spellEnd"/>
+            <w:proofErr w:type="spellStart"/>
+            <w:proofErr w:type="spellEnd"/>
+            <w:proofErr w:type="spellStart"/>
+            <w:proofErr w:type="spellEnd"/>
+            <w:proofErr w:type="spellStart"/>
+            <w:proofErr w:type="spellEnd"/>
+            <w:proofErr w:type="spellStart"/>
+            <w:proofErr w:type="spellEnd"/>
+            <w:proofErr w:type="spellStart"/>
+            <w:proofErr w:type="spellEnd"/>
+            <w:proofErr w:type="spellStart"/>
+            <w:proofErr w:type="spellEnd"/>
+            <w:proofErr w:type="spellStart"/>
+            <w:proofErr w:type="spellEnd"/>
+            <w:proofErr w:type="spellStart"/>
+            <w:proofErr w:type="spellEnd"/>
+            <w:proofErr w:type="spellStart"/>
+            <w:proofErr w:type="spellEnd"/>
           </w:p>
         </w:tc>
         <w:tc>
@@ -4378,22 +2743,10 @@
               <w:rPr>
                 <w:sz w:val="18"/>
               </w:rPr>
-              <w:t xml:space="preserve">Gọi OCR, danh mục </w:t>
-            </w:r>
-            <w:proofErr w:type="spellStart"/>
-            <w:r>
-              <w:rPr>
-                <w:sz w:val="18"/>
-              </w:rPr>
-              <w:t>thuốc</w:t>
-            </w:r>
-            <w:proofErr w:type="spellEnd"/>
-            <w:r>
-              <w:rPr>
-                <w:sz w:val="18"/>
-              </w:rPr>
-              <w:t>, bảng tương tác đã review và nguồn PDF HDSD.</w:t>
-            </w:r>
+              <w:t>Gọi OCR, danh mục thuốc, danh mục bệnh nền đã duyệt, bảng tương tác đã review và nguồn PDF HDSD.</w:t>
+            </w:r>
+            <w:proofErr w:type="spellStart"/>
+            <w:proofErr w:type="spellEnd"/>
           </w:p>
         </w:tc>
         <w:tc>
@@ -4414,7 +2767,7 @@
               <w:rPr>
                 <w:sz w:val="18"/>
               </w:rPr>
-              <w:t>OCR/vision model, drug DB, interaction DB, retrieval.</w:t>
+              <w:t>OCR/vision model, drug DB, interaction DB, disease catalog, retrieval.</w:t>
             </w:r>
           </w:p>
         </w:tc>
@@ -4487,281 +2840,47 @@
               <w:rPr>
                 <w:sz w:val="18"/>
               </w:rPr>
-              <w:t>Hiển</w:t>
-            </w:r>
-            <w:proofErr w:type="spellEnd"/>
-            <w:r>
-              <w:rPr>
-                <w:sz w:val="18"/>
-              </w:rPr>
-              <w:t xml:space="preserve"> </w:t>
-            </w:r>
-            <w:proofErr w:type="spellStart"/>
-            <w:r>
-              <w:rPr>
-                <w:sz w:val="18"/>
-              </w:rPr>
-              <w:t>thị</w:t>
-            </w:r>
-            <w:proofErr w:type="spellEnd"/>
-            <w:r>
-              <w:rPr>
-                <w:sz w:val="18"/>
-              </w:rPr>
-              <w:t xml:space="preserve"> </w:t>
-            </w:r>
-            <w:proofErr w:type="spellStart"/>
-            <w:r>
-              <w:rPr>
-                <w:sz w:val="18"/>
-              </w:rPr>
-              <w:t>thuốc</w:t>
-            </w:r>
-            <w:proofErr w:type="spellEnd"/>
-            <w:r>
-              <w:rPr>
-                <w:sz w:val="18"/>
-              </w:rPr>
-              <w:t>/</w:t>
-            </w:r>
-            <w:proofErr w:type="spellStart"/>
-            <w:r>
-              <w:rPr>
-                <w:sz w:val="18"/>
-              </w:rPr>
-              <w:t>thực</w:t>
-            </w:r>
-            <w:proofErr w:type="spellEnd"/>
-            <w:r>
-              <w:rPr>
-                <w:sz w:val="18"/>
-              </w:rPr>
-              <w:t xml:space="preserve"> </w:t>
-            </w:r>
-            <w:proofErr w:type="spellStart"/>
-            <w:r>
-              <w:rPr>
-                <w:sz w:val="18"/>
-              </w:rPr>
-              <w:t>phẩm</w:t>
-            </w:r>
-            <w:proofErr w:type="spellEnd"/>
-            <w:r>
-              <w:rPr>
-                <w:sz w:val="18"/>
-              </w:rPr>
-              <w:t xml:space="preserve"> </w:t>
-            </w:r>
-            <w:proofErr w:type="spellStart"/>
-            <w:r>
-              <w:rPr>
-                <w:sz w:val="18"/>
-              </w:rPr>
-              <w:t>liên</w:t>
-            </w:r>
-            <w:proofErr w:type="spellEnd"/>
-            <w:r>
-              <w:rPr>
-                <w:sz w:val="18"/>
-              </w:rPr>
-              <w:t xml:space="preserve"> </w:t>
-            </w:r>
-            <w:proofErr w:type="spellStart"/>
-            <w:r>
-              <w:rPr>
-                <w:sz w:val="18"/>
-              </w:rPr>
-              <w:t>quan</w:t>
-            </w:r>
-            <w:proofErr w:type="spellEnd"/>
-            <w:r>
-              <w:rPr>
-                <w:sz w:val="18"/>
-              </w:rPr>
-              <w:t xml:space="preserve">, </w:t>
-            </w:r>
-            <w:proofErr w:type="spellStart"/>
-            <w:r>
-              <w:rPr>
-                <w:sz w:val="18"/>
-              </w:rPr>
-              <w:t>đoạn</w:t>
-            </w:r>
-            <w:proofErr w:type="spellEnd"/>
-            <w:r>
-              <w:rPr>
-                <w:sz w:val="18"/>
-              </w:rPr>
-              <w:t xml:space="preserve"> </w:t>
-            </w:r>
-            <w:proofErr w:type="spellStart"/>
-            <w:r>
-              <w:rPr>
-                <w:sz w:val="18"/>
-              </w:rPr>
-              <w:t>trích</w:t>
-            </w:r>
-            <w:proofErr w:type="spellEnd"/>
-            <w:r>
-              <w:rPr>
-                <w:sz w:val="18"/>
-              </w:rPr>
-              <w:t xml:space="preserve"> </w:t>
-            </w:r>
-            <w:proofErr w:type="spellStart"/>
-            <w:r>
-              <w:rPr>
-                <w:sz w:val="18"/>
-              </w:rPr>
-              <w:t>và</w:t>
-            </w:r>
-            <w:proofErr w:type="spellEnd"/>
-            <w:r>
-              <w:rPr>
-                <w:sz w:val="18"/>
-              </w:rPr>
-              <w:t xml:space="preserve"> </w:t>
-            </w:r>
-            <w:proofErr w:type="spellStart"/>
-            <w:r>
-              <w:rPr>
-                <w:sz w:val="18"/>
-              </w:rPr>
-              <w:t>nguồn</w:t>
-            </w:r>
-            <w:proofErr w:type="spellEnd"/>
-            <w:r>
-              <w:rPr>
-                <w:sz w:val="18"/>
-              </w:rPr>
-              <w:t xml:space="preserve">; </w:t>
-            </w:r>
-            <w:proofErr w:type="spellStart"/>
-            <w:r>
-              <w:rPr>
-                <w:sz w:val="18"/>
-              </w:rPr>
-              <w:t>gắn</w:t>
-            </w:r>
-            <w:proofErr w:type="spellEnd"/>
-            <w:r>
-              <w:rPr>
-                <w:sz w:val="18"/>
-              </w:rPr>
-              <w:t xml:space="preserve"> </w:t>
-            </w:r>
-            <w:proofErr w:type="spellStart"/>
-            <w:r>
-              <w:rPr>
-                <w:sz w:val="18"/>
-              </w:rPr>
-              <w:t>trạng</w:t>
-            </w:r>
-            <w:proofErr w:type="spellEnd"/>
-            <w:r>
-              <w:rPr>
-                <w:sz w:val="18"/>
-              </w:rPr>
-              <w:t xml:space="preserve"> </w:t>
-            </w:r>
-            <w:proofErr w:type="spellStart"/>
-            <w:r>
-              <w:rPr>
-                <w:sz w:val="18"/>
-              </w:rPr>
-              <w:t>thái</w:t>
-            </w:r>
-            <w:proofErr w:type="spellEnd"/>
-            <w:r>
-              <w:rPr>
-                <w:sz w:val="18"/>
-              </w:rPr>
-              <w:t xml:space="preserve"> </w:t>
-            </w:r>
-            <w:proofErr w:type="spellStart"/>
-            <w:r>
-              <w:rPr>
-                <w:sz w:val="18"/>
-              </w:rPr>
-              <w:t>tương</w:t>
-            </w:r>
-            <w:proofErr w:type="spellEnd"/>
-            <w:r>
-              <w:rPr>
-                <w:sz w:val="18"/>
-              </w:rPr>
-              <w:t xml:space="preserve"> </w:t>
-            </w:r>
-            <w:proofErr w:type="spellStart"/>
-            <w:r>
-              <w:rPr>
-                <w:sz w:val="18"/>
-              </w:rPr>
-              <w:t>tác</w:t>
-            </w:r>
-            <w:proofErr w:type="spellEnd"/>
-            <w:r>
-              <w:rPr>
-                <w:sz w:val="18"/>
-              </w:rPr>
-              <w:t xml:space="preserve"> </w:t>
-            </w:r>
-            <w:proofErr w:type="spellStart"/>
-            <w:r>
-              <w:rPr>
-                <w:sz w:val="18"/>
-              </w:rPr>
-              <w:t>và</w:t>
-            </w:r>
-            <w:proofErr w:type="spellEnd"/>
-            <w:r>
-              <w:rPr>
-                <w:sz w:val="18"/>
-              </w:rPr>
-              <w:t xml:space="preserve"> </w:t>
-            </w:r>
-            <w:proofErr w:type="spellStart"/>
-            <w:r>
-              <w:rPr>
-                <w:sz w:val="18"/>
-              </w:rPr>
-              <w:t>chuyển</w:t>
-            </w:r>
-            <w:proofErr w:type="spellEnd"/>
-            <w:r>
-              <w:rPr>
-                <w:sz w:val="18"/>
-              </w:rPr>
-              <w:t xml:space="preserve"> </w:t>
-            </w:r>
-            <w:proofErr w:type="spellStart"/>
-            <w:r>
-              <w:rPr>
-                <w:sz w:val="18"/>
-              </w:rPr>
-              <w:t>bác</w:t>
-            </w:r>
-            <w:proofErr w:type="spellEnd"/>
-            <w:r>
-              <w:rPr>
-                <w:sz w:val="18"/>
-              </w:rPr>
-              <w:t xml:space="preserve"> </w:t>
-            </w:r>
-            <w:proofErr w:type="spellStart"/>
-            <w:r>
-              <w:rPr>
-                <w:sz w:val="18"/>
-              </w:rPr>
-              <w:t>sĩ</w:t>
-            </w:r>
-            <w:proofErr w:type="spellEnd"/>
-            <w:r>
-              <w:rPr>
-                <w:sz w:val="18"/>
-              </w:rPr>
-              <w:t xml:space="preserve"> review.</w:t>
-            </w:r>
+              <w:t>Hiển thị thuốc/thực phẩm/bệnh nền liên quan, đoạn trích và nguồn; gắn trạng thái tương tác và chuyển bác sĩ review.</w:t>
+            </w:r>
+            <w:proofErr w:type="spellEnd"/>
+            <w:proofErr w:type="spellStart"/>
+            <w:proofErr w:type="spellEnd"/>
+            <w:proofErr w:type="spellStart"/>
+            <w:proofErr w:type="spellEnd"/>
+            <w:proofErr w:type="spellStart"/>
+            <w:proofErr w:type="spellEnd"/>
+            <w:proofErr w:type="spellStart"/>
+            <w:proofErr w:type="spellEnd"/>
+            <w:proofErr w:type="spellStart"/>
+            <w:proofErr w:type="spellEnd"/>
+            <w:proofErr w:type="spellStart"/>
+            <w:proofErr w:type="spellEnd"/>
+            <w:proofErr w:type="spellStart"/>
+            <w:proofErr w:type="spellEnd"/>
+            <w:proofErr w:type="spellStart"/>
+            <w:proofErr w:type="spellEnd"/>
+            <w:proofErr w:type="spellStart"/>
+            <w:proofErr w:type="spellEnd"/>
+            <w:proofErr w:type="spellStart"/>
+            <w:proofErr w:type="spellEnd"/>
+            <w:proofErr w:type="spellStart"/>
+            <w:proofErr w:type="spellEnd"/>
+            <w:proofErr w:type="spellStart"/>
+            <w:proofErr w:type="spellEnd"/>
+            <w:proofErr w:type="spellStart"/>
+            <w:proofErr w:type="spellEnd"/>
+            <w:proofErr w:type="spellStart"/>
+            <w:proofErr w:type="spellEnd"/>
+            <w:proofErr w:type="spellStart"/>
+            <w:proofErr w:type="spellEnd"/>
+            <w:proofErr w:type="spellStart"/>
+            <w:proofErr w:type="spellEnd"/>
+            <w:proofErr w:type="spellStart"/>
+            <w:proofErr w:type="spellEnd"/>
+            <w:proofErr w:type="spellStart"/>
+            <w:proofErr w:type="spellEnd"/>
+            <w:proofErr w:type="spellStart"/>
+            <w:proofErr w:type="spellEnd"/>
           </w:p>
         </w:tc>
         <w:tc>
@@ -5087,7 +3206,7 @@
               <w:rPr>
                 <w:sz w:val="18"/>
               </w:rPr>
-              <w:t>Giúp nhận diện cả tương tác thuốc - thuốc và thuốc - thực phẩm trong một luồng.</w:t>
+              <w:t>Giúp nhận diện tương tác thuốc - thuốc, thuốc - thực phẩm và thuốc - bệnh nền tự khai trong một luồng.</w:t>
             </w:r>
           </w:p>
           <w:p>
@@ -5859,274 +3978,46 @@
               <w:rPr>
                 <w:sz w:val="18"/>
               </w:rPr>
-              <w:t>Trạng</w:t>
-            </w:r>
-            <w:proofErr w:type="spellEnd"/>
-            <w:r>
-              <w:rPr>
-                <w:sz w:val="18"/>
-              </w:rPr>
-              <w:t xml:space="preserve"> </w:t>
-            </w:r>
-            <w:proofErr w:type="spellStart"/>
-            <w:r>
-              <w:rPr>
-                <w:sz w:val="18"/>
-              </w:rPr>
-              <w:t>thái</w:t>
-            </w:r>
-            <w:proofErr w:type="spellEnd"/>
-            <w:r>
-              <w:rPr>
-                <w:sz w:val="18"/>
-              </w:rPr>
-              <w:t xml:space="preserve"> </w:t>
-            </w:r>
-            <w:proofErr w:type="spellStart"/>
-            <w:r>
-              <w:rPr>
-                <w:sz w:val="18"/>
-              </w:rPr>
-              <w:t>tương</w:t>
-            </w:r>
-            <w:proofErr w:type="spellEnd"/>
-            <w:r>
-              <w:rPr>
-                <w:sz w:val="18"/>
-              </w:rPr>
-              <w:t xml:space="preserve"> </w:t>
-            </w:r>
-            <w:proofErr w:type="spellStart"/>
-            <w:r>
-              <w:rPr>
-                <w:sz w:val="18"/>
-              </w:rPr>
-              <w:t>tác</w:t>
-            </w:r>
-            <w:proofErr w:type="spellEnd"/>
-            <w:r>
-              <w:rPr>
-                <w:sz w:val="18"/>
-              </w:rPr>
-              <w:t xml:space="preserve"> </w:t>
-            </w:r>
-            <w:proofErr w:type="spellStart"/>
-            <w:r>
-              <w:rPr>
-                <w:sz w:val="18"/>
-              </w:rPr>
-              <w:t>rõ</w:t>
-            </w:r>
-            <w:proofErr w:type="spellEnd"/>
-            <w:r>
-              <w:rPr>
-                <w:sz w:val="18"/>
-              </w:rPr>
-              <w:t xml:space="preserve"> </w:t>
-            </w:r>
-            <w:proofErr w:type="spellStart"/>
-            <w:r>
-              <w:rPr>
-                <w:sz w:val="18"/>
-              </w:rPr>
-              <w:t>ràng</w:t>
-            </w:r>
-            <w:proofErr w:type="spellEnd"/>
-            <w:r>
-              <w:rPr>
-                <w:sz w:val="18"/>
-              </w:rPr>
-              <w:t xml:space="preserve">: </w:t>
-            </w:r>
-            <w:proofErr w:type="spellStart"/>
-            <w:r>
-              <w:rPr>
-                <w:sz w:val="18"/>
-              </w:rPr>
-              <w:t>đã</w:t>
-            </w:r>
-            <w:proofErr w:type="spellEnd"/>
-            <w:r>
-              <w:rPr>
-                <w:sz w:val="18"/>
-              </w:rPr>
-              <w:t xml:space="preserve"> </w:t>
-            </w:r>
-            <w:proofErr w:type="spellStart"/>
-            <w:r>
-              <w:rPr>
-                <w:sz w:val="18"/>
-              </w:rPr>
-              <w:t>xác</w:t>
-            </w:r>
-            <w:proofErr w:type="spellEnd"/>
-            <w:r>
-              <w:rPr>
-                <w:sz w:val="18"/>
-              </w:rPr>
-              <w:t xml:space="preserve"> </w:t>
-            </w:r>
-            <w:proofErr w:type="spellStart"/>
-            <w:r>
-              <w:rPr>
-                <w:sz w:val="18"/>
-              </w:rPr>
-              <w:t>minh</w:t>
-            </w:r>
-            <w:proofErr w:type="spellEnd"/>
-            <w:r>
-              <w:rPr>
-                <w:sz w:val="18"/>
-              </w:rPr>
-              <w:t xml:space="preserve"> </w:t>
-            </w:r>
-            <w:proofErr w:type="spellStart"/>
-            <w:r>
-              <w:rPr>
-                <w:sz w:val="18"/>
-              </w:rPr>
-              <w:t>có</w:t>
-            </w:r>
-            <w:proofErr w:type="spellEnd"/>
-            <w:r>
-              <w:rPr>
-                <w:sz w:val="18"/>
-              </w:rPr>
-              <w:t xml:space="preserve"> </w:t>
-            </w:r>
-            <w:proofErr w:type="spellStart"/>
-            <w:r>
-              <w:rPr>
-                <w:sz w:val="18"/>
-              </w:rPr>
-              <w:t>tương</w:t>
-            </w:r>
-            <w:proofErr w:type="spellEnd"/>
-            <w:r>
-              <w:rPr>
-                <w:sz w:val="18"/>
-              </w:rPr>
-              <w:t xml:space="preserve"> </w:t>
-            </w:r>
-            <w:proofErr w:type="spellStart"/>
-            <w:r>
-              <w:rPr>
-                <w:sz w:val="18"/>
-              </w:rPr>
-              <w:t>tác</w:t>
-            </w:r>
-            <w:proofErr w:type="spellEnd"/>
-            <w:r>
-              <w:rPr>
-                <w:sz w:val="18"/>
-              </w:rPr>
-              <w:t xml:space="preserve">, </w:t>
-            </w:r>
-            <w:proofErr w:type="spellStart"/>
-            <w:r>
-              <w:rPr>
-                <w:sz w:val="18"/>
-              </w:rPr>
-              <w:t>không</w:t>
-            </w:r>
-            <w:proofErr w:type="spellEnd"/>
-            <w:r>
-              <w:rPr>
-                <w:sz w:val="18"/>
-              </w:rPr>
-              <w:t xml:space="preserve"> </w:t>
-            </w:r>
-            <w:proofErr w:type="spellStart"/>
-            <w:r>
-              <w:rPr>
-                <w:sz w:val="18"/>
-              </w:rPr>
-              <w:t>đủ</w:t>
-            </w:r>
-            <w:proofErr w:type="spellEnd"/>
-            <w:r>
-              <w:rPr>
-                <w:sz w:val="18"/>
-              </w:rPr>
-              <w:t xml:space="preserve"> </w:t>
-            </w:r>
-            <w:proofErr w:type="spellStart"/>
-            <w:r>
-              <w:rPr>
-                <w:sz w:val="18"/>
-              </w:rPr>
-              <w:t>thông</w:t>
-            </w:r>
-            <w:proofErr w:type="spellEnd"/>
-            <w:r>
-              <w:rPr>
-                <w:sz w:val="18"/>
-              </w:rPr>
-              <w:t xml:space="preserve"> tin </w:t>
-            </w:r>
-            <w:proofErr w:type="spellStart"/>
-            <w:r>
-              <w:rPr>
-                <w:sz w:val="18"/>
-              </w:rPr>
-              <w:t>hoặc</w:t>
-            </w:r>
-            <w:proofErr w:type="spellEnd"/>
-            <w:r>
-              <w:rPr>
-                <w:sz w:val="18"/>
-              </w:rPr>
-              <w:t xml:space="preserve"> </w:t>
-            </w:r>
-            <w:proofErr w:type="spellStart"/>
-            <w:r>
-              <w:rPr>
-                <w:sz w:val="18"/>
-              </w:rPr>
-              <w:t>cần</w:t>
-            </w:r>
-            <w:proofErr w:type="spellEnd"/>
-            <w:r>
-              <w:rPr>
-                <w:sz w:val="18"/>
-              </w:rPr>
-              <w:t xml:space="preserve"> </w:t>
-            </w:r>
-            <w:proofErr w:type="spellStart"/>
-            <w:r>
-              <w:rPr>
-                <w:sz w:val="18"/>
-              </w:rPr>
-              <w:t>bổ</w:t>
-            </w:r>
-            <w:proofErr w:type="spellEnd"/>
-            <w:r>
-              <w:rPr>
-                <w:sz w:val="18"/>
-              </w:rPr>
-              <w:t xml:space="preserve"> sung </w:t>
-            </w:r>
-            <w:proofErr w:type="spellStart"/>
-            <w:r>
-              <w:rPr>
-                <w:sz w:val="18"/>
-              </w:rPr>
-              <w:t>dữ</w:t>
-            </w:r>
-            <w:proofErr w:type="spellEnd"/>
-            <w:r>
-              <w:rPr>
-                <w:sz w:val="18"/>
-              </w:rPr>
-              <w:t xml:space="preserve"> </w:t>
-            </w:r>
-            <w:proofErr w:type="spellStart"/>
-            <w:r>
-              <w:rPr>
-                <w:sz w:val="18"/>
-              </w:rPr>
-              <w:t>liệu</w:t>
-            </w:r>
+              <w:t>Trạng thái rõ ràng và thống nhất với hệ thống: trạng thái duyệt là pending / approved / rejected; thiếu dữ liệu là unavailable (missing-record, missing-citation, source-unavailable, below-threshold), không bao giờ là một cảnh báo suy đoán.</w:t>
+            </w:r>
+            <w:proofErr w:type="spellEnd"/>
+            <w:proofErr w:type="spellStart"/>
+            <w:proofErr w:type="spellEnd"/>
+            <w:proofErr w:type="spellStart"/>
+            <w:proofErr w:type="spellEnd"/>
+            <w:proofErr w:type="spellStart"/>
+            <w:proofErr w:type="spellEnd"/>
+            <w:proofErr w:type="spellStart"/>
+            <w:proofErr w:type="spellEnd"/>
+            <w:proofErr w:type="spellStart"/>
+            <w:proofErr w:type="spellEnd"/>
+            <w:proofErr w:type="spellStart"/>
+            <w:proofErr w:type="spellEnd"/>
+            <w:proofErr w:type="spellStart"/>
+            <w:proofErr w:type="spellEnd"/>
+            <w:proofErr w:type="spellStart"/>
+            <w:proofErr w:type="spellEnd"/>
+            <w:proofErr w:type="spellStart"/>
+            <w:proofErr w:type="spellEnd"/>
+            <w:proofErr w:type="spellStart"/>
+            <w:proofErr w:type="spellEnd"/>
+            <w:proofErr w:type="spellStart"/>
+            <w:proofErr w:type="spellEnd"/>
+            <w:proofErr w:type="spellStart"/>
+            <w:proofErr w:type="spellEnd"/>
+            <w:proofErr w:type="spellStart"/>
+            <w:proofErr w:type="spellEnd"/>
+            <w:proofErr w:type="spellStart"/>
+            <w:proofErr w:type="spellEnd"/>
+            <w:proofErr w:type="spellStart"/>
+            <w:proofErr w:type="spellEnd"/>
+            <w:proofErr w:type="spellStart"/>
+            <w:proofErr w:type="spellEnd"/>
+            <w:proofErr w:type="spellStart"/>
+            <w:proofErr w:type="spellEnd"/>
+            <w:proofErr w:type="spellStart"/>
+            <w:proofErr w:type="spellEnd"/>
+            <w:proofErr w:type="spellStart"/>
             <w:proofErr w:type="spellEnd"/>
           </w:p>
         </w:tc>
@@ -7230,216 +5121,34 @@
                 <w:sz w:val="18"/>
                 <w:szCs w:val="18"/>
               </w:rPr>
-              <w:t xml:space="preserve">≤ 5 </w:t>
-            </w:r>
-            <w:proofErr w:type="spellStart"/>
-            <w:r>
-              <w:rPr>
-                <w:sz w:val="18"/>
-                <w:szCs w:val="18"/>
-              </w:rPr>
-              <w:t>giây</w:t>
-            </w:r>
-            <w:proofErr w:type="spellEnd"/>
-            <w:r>
-              <w:rPr>
-                <w:sz w:val="18"/>
-                <w:szCs w:val="18"/>
-              </w:rPr>
-              <w:t xml:space="preserve"> </w:t>
-            </w:r>
-            <w:proofErr w:type="spellStart"/>
-            <w:r>
-              <w:rPr>
-                <w:sz w:val="18"/>
-                <w:szCs w:val="18"/>
-              </w:rPr>
-              <w:t>từ</w:t>
-            </w:r>
-            <w:proofErr w:type="spellEnd"/>
-            <w:r>
-              <w:rPr>
-                <w:sz w:val="18"/>
-                <w:szCs w:val="18"/>
-              </w:rPr>
-              <w:t xml:space="preserve"> </w:t>
-            </w:r>
-            <w:proofErr w:type="spellStart"/>
-            <w:r>
-              <w:rPr>
-                <w:sz w:val="18"/>
-                <w:szCs w:val="18"/>
-              </w:rPr>
-              <w:t>lúc</w:t>
-            </w:r>
-            <w:proofErr w:type="spellEnd"/>
-            <w:r>
-              <w:rPr>
-                <w:sz w:val="18"/>
-                <w:szCs w:val="18"/>
-              </w:rPr>
-              <w:t xml:space="preserve"> </w:t>
-            </w:r>
-            <w:proofErr w:type="spellStart"/>
-            <w:r>
-              <w:rPr>
-                <w:sz w:val="18"/>
-                <w:szCs w:val="18"/>
-              </w:rPr>
-              <w:t>nhập</w:t>
-            </w:r>
-            <w:proofErr w:type="spellEnd"/>
-            <w:r>
-              <w:rPr>
-                <w:sz w:val="18"/>
-                <w:szCs w:val="18"/>
-              </w:rPr>
-              <w:t xml:space="preserve">/upload </w:t>
-            </w:r>
-            <w:proofErr w:type="spellStart"/>
-            <w:r>
-              <w:rPr>
-                <w:sz w:val="18"/>
-                <w:szCs w:val="18"/>
-              </w:rPr>
-              <w:t>đến</w:t>
-            </w:r>
-            <w:proofErr w:type="spellEnd"/>
-            <w:r>
-              <w:rPr>
-                <w:sz w:val="18"/>
-                <w:szCs w:val="18"/>
-              </w:rPr>
-              <w:t xml:space="preserve"> </w:t>
-            </w:r>
-            <w:proofErr w:type="spellStart"/>
-            <w:r>
-              <w:rPr>
-                <w:sz w:val="18"/>
-                <w:szCs w:val="18"/>
-              </w:rPr>
-              <w:t>khi</w:t>
-            </w:r>
-            <w:proofErr w:type="spellEnd"/>
-            <w:r>
-              <w:rPr>
-                <w:sz w:val="18"/>
-                <w:szCs w:val="18"/>
-              </w:rPr>
-              <w:t xml:space="preserve"> </w:t>
-            </w:r>
-            <w:proofErr w:type="spellStart"/>
-            <w:r>
-              <w:rPr>
-                <w:sz w:val="18"/>
-                <w:szCs w:val="18"/>
-              </w:rPr>
-              <w:t>hiển</w:t>
-            </w:r>
-            <w:proofErr w:type="spellEnd"/>
-            <w:r>
-              <w:rPr>
-                <w:sz w:val="18"/>
-                <w:szCs w:val="18"/>
-              </w:rPr>
-              <w:t xml:space="preserve"> </w:t>
-            </w:r>
-            <w:proofErr w:type="spellStart"/>
-            <w:r>
-              <w:rPr>
-                <w:sz w:val="18"/>
-                <w:szCs w:val="18"/>
-              </w:rPr>
-              <w:t>thị</w:t>
-            </w:r>
-            <w:proofErr w:type="spellEnd"/>
-            <w:r>
-              <w:rPr>
-                <w:sz w:val="18"/>
-                <w:szCs w:val="18"/>
-              </w:rPr>
-              <w:t xml:space="preserve"> </w:t>
-            </w:r>
-            <w:proofErr w:type="spellStart"/>
-            <w:r>
-              <w:rPr>
-                <w:sz w:val="18"/>
-                <w:szCs w:val="18"/>
-              </w:rPr>
-              <w:t>kết</w:t>
-            </w:r>
-            <w:proofErr w:type="spellEnd"/>
-            <w:r>
-              <w:rPr>
-                <w:sz w:val="18"/>
-                <w:szCs w:val="18"/>
-              </w:rPr>
-              <w:t xml:space="preserve"> </w:t>
-            </w:r>
-            <w:proofErr w:type="spellStart"/>
-            <w:r>
-              <w:rPr>
-                <w:sz w:val="18"/>
-                <w:szCs w:val="18"/>
-              </w:rPr>
-              <w:t>quả</w:t>
-            </w:r>
-            <w:proofErr w:type="spellEnd"/>
-            <w:r>
-              <w:rPr>
-                <w:sz w:val="18"/>
-                <w:szCs w:val="18"/>
-              </w:rPr>
-              <w:t xml:space="preserve"> </w:t>
-            </w:r>
-            <w:proofErr w:type="spellStart"/>
-            <w:r>
-              <w:rPr>
-                <w:sz w:val="18"/>
-                <w:szCs w:val="18"/>
-              </w:rPr>
-              <w:t>trong</w:t>
-            </w:r>
-            <w:proofErr w:type="spellEnd"/>
-            <w:r>
-              <w:rPr>
-                <w:sz w:val="18"/>
-                <w:szCs w:val="18"/>
-              </w:rPr>
-              <w:t xml:space="preserve"> </w:t>
-            </w:r>
-            <w:proofErr w:type="spellStart"/>
-            <w:r>
-              <w:rPr>
-                <w:sz w:val="18"/>
-                <w:szCs w:val="18"/>
-              </w:rPr>
-              <w:t>điều</w:t>
-            </w:r>
-            <w:proofErr w:type="spellEnd"/>
-            <w:r>
-              <w:rPr>
-                <w:sz w:val="18"/>
-                <w:szCs w:val="18"/>
-              </w:rPr>
-              <w:t xml:space="preserve"> </w:t>
-            </w:r>
-            <w:proofErr w:type="spellStart"/>
-            <w:r>
-              <w:rPr>
-                <w:sz w:val="18"/>
-                <w:szCs w:val="18"/>
-              </w:rPr>
-              <w:t>kiện</w:t>
-            </w:r>
-            <w:proofErr w:type="spellEnd"/>
-            <w:r>
-              <w:rPr>
-                <w:sz w:val="18"/>
-                <w:szCs w:val="18"/>
-              </w:rPr>
-              <w:t xml:space="preserve"> demo.</w:t>
-            </w:r>
+              <w:t>Đường nhập tay/tag: p95 ≤ 5 giây từ lúc bấm Kiểm tra đến cảnh báo đầu tiên. Đường ảnh/PDF: p95 ≤ 15 giây từ lúc upload đến màn xác nhận thuốc, sau đó áp mốc 5 giây như trên. Hai mốc tách đôi vì đường ảnh phải gọi thêm vision model.</w:t>
+            </w:r>
+            <w:proofErr w:type="spellStart"/>
+            <w:proofErr w:type="spellEnd"/>
+            <w:proofErr w:type="spellStart"/>
+            <w:proofErr w:type="spellEnd"/>
+            <w:proofErr w:type="spellStart"/>
+            <w:proofErr w:type="spellEnd"/>
+            <w:proofErr w:type="spellStart"/>
+            <w:proofErr w:type="spellEnd"/>
+            <w:proofErr w:type="spellStart"/>
+            <w:proofErr w:type="spellEnd"/>
+            <w:proofErr w:type="spellStart"/>
+            <w:proofErr w:type="spellEnd"/>
+            <w:proofErr w:type="spellStart"/>
+            <w:proofErr w:type="spellEnd"/>
+            <w:proofErr w:type="spellStart"/>
+            <w:proofErr w:type="spellEnd"/>
+            <w:proofErr w:type="spellStart"/>
+            <w:proofErr w:type="spellEnd"/>
+            <w:proofErr w:type="spellStart"/>
+            <w:proofErr w:type="spellEnd"/>
+            <w:proofErr w:type="spellStart"/>
+            <w:proofErr w:type="spellEnd"/>
+            <w:proofErr w:type="spellStart"/>
+            <w:proofErr w:type="spellEnd"/>
+            <w:proofErr w:type="spellStart"/>
+            <w:proofErr w:type="spellEnd"/>
           </w:p>
         </w:tc>
       </w:tr>
@@ -7513,360 +5222,52 @@
                 <w:sz w:val="18"/>
                 <w:szCs w:val="18"/>
               </w:rPr>
-              <w:t xml:space="preserve">100% </w:t>
-            </w:r>
-            <w:proofErr w:type="spellStart"/>
-            <w:r>
-              <w:rPr>
-                <w:sz w:val="18"/>
-                <w:szCs w:val="18"/>
-              </w:rPr>
-              <w:t>kết</w:t>
-            </w:r>
-            <w:proofErr w:type="spellEnd"/>
-            <w:r>
-              <w:rPr>
-                <w:sz w:val="18"/>
-                <w:szCs w:val="18"/>
-              </w:rPr>
-              <w:t xml:space="preserve"> </w:t>
-            </w:r>
-            <w:proofErr w:type="spellStart"/>
-            <w:r>
-              <w:rPr>
-                <w:sz w:val="18"/>
-                <w:szCs w:val="18"/>
-              </w:rPr>
-              <w:t>quả</w:t>
-            </w:r>
-            <w:proofErr w:type="spellEnd"/>
-            <w:r>
-              <w:rPr>
-                <w:sz w:val="18"/>
-                <w:szCs w:val="18"/>
-              </w:rPr>
-              <w:t xml:space="preserve"> </w:t>
-            </w:r>
-            <w:proofErr w:type="spellStart"/>
-            <w:r>
-              <w:rPr>
-                <w:sz w:val="18"/>
-                <w:szCs w:val="18"/>
-              </w:rPr>
-              <w:t>có</w:t>
-            </w:r>
-            <w:proofErr w:type="spellEnd"/>
-            <w:r>
-              <w:rPr>
-                <w:sz w:val="18"/>
-                <w:szCs w:val="18"/>
-              </w:rPr>
-              <w:t xml:space="preserve"> </w:t>
-            </w:r>
-            <w:proofErr w:type="spellStart"/>
-            <w:r>
-              <w:rPr>
-                <w:sz w:val="18"/>
-                <w:szCs w:val="18"/>
-              </w:rPr>
-              <w:t>trạng</w:t>
-            </w:r>
-            <w:proofErr w:type="spellEnd"/>
-            <w:r>
-              <w:rPr>
-                <w:sz w:val="18"/>
-                <w:szCs w:val="18"/>
-              </w:rPr>
-              <w:t xml:space="preserve"> </w:t>
-            </w:r>
-            <w:proofErr w:type="spellStart"/>
-            <w:r>
-              <w:rPr>
-                <w:sz w:val="18"/>
-                <w:szCs w:val="18"/>
-              </w:rPr>
-              <w:t>thái</w:t>
-            </w:r>
-            <w:proofErr w:type="spellEnd"/>
-            <w:r>
-              <w:rPr>
-                <w:sz w:val="18"/>
-                <w:szCs w:val="18"/>
-              </w:rPr>
-              <w:t xml:space="preserve"> </w:t>
-            </w:r>
-            <w:proofErr w:type="spellStart"/>
-            <w:r>
-              <w:rPr>
-                <w:sz w:val="18"/>
-                <w:szCs w:val="18"/>
-              </w:rPr>
-              <w:t>tương</w:t>
-            </w:r>
-            <w:proofErr w:type="spellEnd"/>
-            <w:r>
-              <w:rPr>
-                <w:sz w:val="18"/>
-                <w:szCs w:val="18"/>
-              </w:rPr>
-              <w:t xml:space="preserve"> </w:t>
-            </w:r>
-            <w:proofErr w:type="spellStart"/>
-            <w:r>
-              <w:rPr>
-                <w:sz w:val="18"/>
-                <w:szCs w:val="18"/>
-              </w:rPr>
-              <w:t>tác</w:t>
-            </w:r>
-            <w:proofErr w:type="spellEnd"/>
-            <w:r>
-              <w:rPr>
-                <w:sz w:val="18"/>
-                <w:szCs w:val="18"/>
-              </w:rPr>
-              <w:t xml:space="preserve"> </w:t>
-            </w:r>
-            <w:proofErr w:type="spellStart"/>
-            <w:r>
-              <w:rPr>
-                <w:sz w:val="18"/>
-                <w:szCs w:val="18"/>
-              </w:rPr>
-              <w:t>và</w:t>
-            </w:r>
-            <w:proofErr w:type="spellEnd"/>
-            <w:r>
-              <w:rPr>
-                <w:sz w:val="18"/>
-                <w:szCs w:val="18"/>
-              </w:rPr>
-              <w:t xml:space="preserve"> </w:t>
-            </w:r>
-            <w:proofErr w:type="spellStart"/>
-            <w:r>
-              <w:rPr>
-                <w:sz w:val="18"/>
-                <w:szCs w:val="18"/>
-              </w:rPr>
-              <w:t>trạng</w:t>
-            </w:r>
-            <w:proofErr w:type="spellEnd"/>
-            <w:r>
-              <w:rPr>
-                <w:sz w:val="18"/>
-                <w:szCs w:val="18"/>
-              </w:rPr>
-              <w:t xml:space="preserve"> </w:t>
-            </w:r>
-            <w:proofErr w:type="spellStart"/>
-            <w:r>
-              <w:rPr>
-                <w:sz w:val="18"/>
-                <w:szCs w:val="18"/>
-              </w:rPr>
-              <w:t>thái</w:t>
-            </w:r>
-            <w:proofErr w:type="spellEnd"/>
-            <w:r>
-              <w:rPr>
-                <w:sz w:val="18"/>
-                <w:szCs w:val="18"/>
-              </w:rPr>
-              <w:t xml:space="preserve"> review; 100% </w:t>
-            </w:r>
-            <w:proofErr w:type="spellStart"/>
-            <w:r>
-              <w:rPr>
-                <w:sz w:val="18"/>
-                <w:szCs w:val="18"/>
-              </w:rPr>
-              <w:t>kết</w:t>
-            </w:r>
-            <w:proofErr w:type="spellEnd"/>
-            <w:r>
-              <w:rPr>
-                <w:sz w:val="18"/>
-                <w:szCs w:val="18"/>
-              </w:rPr>
-              <w:t xml:space="preserve"> </w:t>
-            </w:r>
-            <w:proofErr w:type="spellStart"/>
-            <w:r>
-              <w:rPr>
-                <w:sz w:val="18"/>
-                <w:szCs w:val="18"/>
-              </w:rPr>
-              <w:t>luận</w:t>
-            </w:r>
-            <w:proofErr w:type="spellEnd"/>
-            <w:r>
-              <w:rPr>
-                <w:sz w:val="18"/>
-                <w:szCs w:val="18"/>
-              </w:rPr>
-              <w:t xml:space="preserve"> “</w:t>
-            </w:r>
-            <w:proofErr w:type="spellStart"/>
-            <w:r>
-              <w:rPr>
-                <w:sz w:val="18"/>
-                <w:szCs w:val="18"/>
-              </w:rPr>
-              <w:t>đã</w:t>
-            </w:r>
-            <w:proofErr w:type="spellEnd"/>
-            <w:r>
-              <w:rPr>
-                <w:sz w:val="18"/>
-                <w:szCs w:val="18"/>
-              </w:rPr>
-              <w:t xml:space="preserve"> </w:t>
-            </w:r>
-            <w:proofErr w:type="spellStart"/>
-            <w:r>
-              <w:rPr>
-                <w:sz w:val="18"/>
-                <w:szCs w:val="18"/>
-              </w:rPr>
-              <w:t>xác</w:t>
-            </w:r>
-            <w:proofErr w:type="spellEnd"/>
-            <w:r>
-              <w:rPr>
-                <w:sz w:val="18"/>
-                <w:szCs w:val="18"/>
-              </w:rPr>
-              <w:t xml:space="preserve"> </w:t>
-            </w:r>
-            <w:proofErr w:type="spellStart"/>
-            <w:r>
-              <w:rPr>
-                <w:sz w:val="18"/>
-                <w:szCs w:val="18"/>
-              </w:rPr>
-              <w:t>minh</w:t>
-            </w:r>
-            <w:proofErr w:type="spellEnd"/>
-            <w:r>
-              <w:rPr>
-                <w:sz w:val="18"/>
-                <w:szCs w:val="18"/>
-              </w:rPr>
-              <w:t xml:space="preserve"> </w:t>
-            </w:r>
-            <w:proofErr w:type="spellStart"/>
-            <w:r>
-              <w:rPr>
-                <w:sz w:val="18"/>
-                <w:szCs w:val="18"/>
-              </w:rPr>
-              <w:t>có</w:t>
-            </w:r>
-            <w:proofErr w:type="spellEnd"/>
-            <w:r>
-              <w:rPr>
-                <w:sz w:val="18"/>
-                <w:szCs w:val="18"/>
-              </w:rPr>
-              <w:t xml:space="preserve"> </w:t>
-            </w:r>
-            <w:proofErr w:type="spellStart"/>
-            <w:r>
-              <w:rPr>
-                <w:sz w:val="18"/>
-                <w:szCs w:val="18"/>
-              </w:rPr>
-              <w:t>tương</w:t>
-            </w:r>
-            <w:proofErr w:type="spellEnd"/>
-            <w:r>
-              <w:rPr>
-                <w:sz w:val="18"/>
-                <w:szCs w:val="18"/>
-              </w:rPr>
-              <w:t xml:space="preserve"> </w:t>
-            </w:r>
-            <w:proofErr w:type="spellStart"/>
-            <w:r>
-              <w:rPr>
-                <w:sz w:val="18"/>
-                <w:szCs w:val="18"/>
-              </w:rPr>
-              <w:t>tác</w:t>
-            </w:r>
-            <w:proofErr w:type="spellEnd"/>
-            <w:r>
-              <w:rPr>
-                <w:sz w:val="18"/>
-                <w:szCs w:val="18"/>
-              </w:rPr>
-              <w:t xml:space="preserve">” do </w:t>
-            </w:r>
-            <w:proofErr w:type="spellStart"/>
-            <w:r>
-              <w:rPr>
-                <w:sz w:val="18"/>
-                <w:szCs w:val="18"/>
-              </w:rPr>
-              <w:t>bác</w:t>
-            </w:r>
-            <w:proofErr w:type="spellEnd"/>
-            <w:r>
-              <w:rPr>
-                <w:sz w:val="18"/>
-                <w:szCs w:val="18"/>
-              </w:rPr>
-              <w:t xml:space="preserve"> </w:t>
-            </w:r>
-            <w:proofErr w:type="spellStart"/>
-            <w:r>
-              <w:rPr>
-                <w:sz w:val="18"/>
-                <w:szCs w:val="18"/>
-              </w:rPr>
-              <w:t>sĩ</w:t>
-            </w:r>
-            <w:proofErr w:type="spellEnd"/>
-            <w:r>
-              <w:rPr>
-                <w:sz w:val="18"/>
-                <w:szCs w:val="18"/>
-              </w:rPr>
-              <w:t xml:space="preserve"> </w:t>
-            </w:r>
-            <w:proofErr w:type="spellStart"/>
-            <w:r>
-              <w:rPr>
-                <w:sz w:val="18"/>
-                <w:szCs w:val="18"/>
-              </w:rPr>
-              <w:t>xác</w:t>
-            </w:r>
-            <w:proofErr w:type="spellEnd"/>
-            <w:r>
-              <w:rPr>
-                <w:sz w:val="18"/>
-                <w:szCs w:val="18"/>
-              </w:rPr>
-              <w:t xml:space="preserve"> </w:t>
-            </w:r>
-            <w:proofErr w:type="spellStart"/>
-            <w:r>
-              <w:rPr>
-                <w:sz w:val="18"/>
-                <w:szCs w:val="18"/>
-              </w:rPr>
-              <w:t>nhận</w:t>
-            </w:r>
-            <w:proofErr w:type="spellEnd"/>
-            <w:r>
-              <w:rPr>
-                <w:sz w:val="18"/>
-                <w:szCs w:val="18"/>
-              </w:rPr>
-              <w:t>.</w:t>
-            </w:r>
+              <w:t>100% kết quả có trạng thái tương tác và trạng thái review; 100% cảnh báo hiển thị kèm trích dẫn nguyên văn và nguồn; 100% kết luận “đã xác minh có tương tác” do bác sĩ/dược sĩ xác nhận.</w:t>
+            </w:r>
+            <w:proofErr w:type="spellStart"/>
+            <w:proofErr w:type="spellEnd"/>
+            <w:proofErr w:type="spellStart"/>
+            <w:proofErr w:type="spellEnd"/>
+            <w:proofErr w:type="spellStart"/>
+            <w:proofErr w:type="spellEnd"/>
+            <w:proofErr w:type="spellStart"/>
+            <w:proofErr w:type="spellEnd"/>
+            <w:proofErr w:type="spellStart"/>
+            <w:proofErr w:type="spellEnd"/>
+            <w:proofErr w:type="spellStart"/>
+            <w:proofErr w:type="spellEnd"/>
+            <w:proofErr w:type="spellStart"/>
+            <w:proofErr w:type="spellEnd"/>
+            <w:proofErr w:type="spellStart"/>
+            <w:proofErr w:type="spellEnd"/>
+            <w:proofErr w:type="spellStart"/>
+            <w:proofErr w:type="spellEnd"/>
+            <w:proofErr w:type="spellStart"/>
+            <w:proofErr w:type="spellEnd"/>
+            <w:proofErr w:type="spellStart"/>
+            <w:proofErr w:type="spellEnd"/>
+            <w:proofErr w:type="spellStart"/>
+            <w:proofErr w:type="spellEnd"/>
+            <w:proofErr w:type="spellStart"/>
+            <w:proofErr w:type="spellEnd"/>
+            <w:proofErr w:type="spellStart"/>
+            <w:proofErr w:type="spellEnd"/>
+            <w:proofErr w:type="spellStart"/>
+            <w:proofErr w:type="spellEnd"/>
+            <w:proofErr w:type="spellStart"/>
+            <w:proofErr w:type="spellEnd"/>
+            <w:proofErr w:type="spellStart"/>
+            <w:proofErr w:type="spellEnd"/>
+            <w:proofErr w:type="spellStart"/>
+            <w:proofErr w:type="spellEnd"/>
+            <w:proofErr w:type="spellStart"/>
+            <w:proofErr w:type="spellEnd"/>
+            <w:proofErr w:type="spellStart"/>
+            <w:proofErr w:type="spellEnd"/>
+            <w:proofErr w:type="spellStart"/>
+            <w:proofErr w:type="spellEnd"/>
+            <w:proofErr w:type="spellStart"/>
+            <w:proofErr w:type="spellEnd"/>
           </w:p>
         </w:tc>
       </w:tr>
@@ -8199,6 +5600,11 @@
         </w:tc>
       </w:tr>
     </w:tbl>
+    <w:p>
+      <w:r>
+        <w:t>Các con số trên là mục tiêu demo, chưa phải kết quả đo. Số đo thật chỉ nằm ở eval/results/report.md và được cập nhật sau khi pilot 50 thuốc tạo baseline.</w:t>
+      </w:r>
+    </w:p>
     <w:p>
       <w:pPr>
         <w:keepNext/>
@@ -8296,110 +5702,32 @@
         <w:ind w:left="259" w:hanging="173"/>
       </w:pPr>
       <w:r>
-        <w:t xml:space="preserve">Output: tương tác thuốc - thuốc và </w:t>
+        <w:t>Output: tương tác thuốc - thuốc, thuốc - thực phẩm và thuốc - bệnh nền tự khai; giải thích kèm nguồn tham chiếu và trạng thái review.</w:t>
       </w:r>
       <w:proofErr w:type="spellStart"/>
-      <w:r>
-        <w:t>thuốc</w:t>
-      </w:r>
       <w:proofErr w:type="spellEnd"/>
-      <w:r>
-        <w:t xml:space="preserve"> - </w:t>
-      </w:r>
       <w:proofErr w:type="spellStart"/>
-      <w:r>
-        <w:t>thực</w:t>
-      </w:r>
       <w:proofErr w:type="spellEnd"/>
-      <w:r>
-        <w:t xml:space="preserve"> </w:t>
-      </w:r>
       <w:proofErr w:type="spellStart"/>
-      <w:r>
-        <w:t>phẩm</w:t>
-      </w:r>
       <w:proofErr w:type="spellEnd"/>
-      <w:r>
-        <w:t>,</w:t>
-      </w:r>
-      <w:r>
-        <w:t xml:space="preserve"> </w:t>
-      </w:r>
       <w:proofErr w:type="spellStart"/>
-      <w:r>
-        <w:t>giải</w:t>
-      </w:r>
       <w:proofErr w:type="spellEnd"/>
-      <w:r>
-        <w:t xml:space="preserve"> </w:t>
-      </w:r>
       <w:proofErr w:type="spellStart"/>
-      <w:r>
-        <w:t>thích</w:t>
-      </w:r>
       <w:proofErr w:type="spellEnd"/>
-      <w:r>
-        <w:t xml:space="preserve"> </w:t>
-      </w:r>
       <w:proofErr w:type="spellStart"/>
-      <w:r>
-        <w:t>kèm</w:t>
-      </w:r>
       <w:proofErr w:type="spellEnd"/>
-      <w:r>
-        <w:t xml:space="preserve"> </w:t>
-      </w:r>
       <w:proofErr w:type="spellStart"/>
-      <w:r>
-        <w:t>nguồn</w:t>
-      </w:r>
       <w:proofErr w:type="spellEnd"/>
-      <w:r>
-        <w:t xml:space="preserve"> </w:t>
-      </w:r>
       <w:proofErr w:type="spellStart"/>
-      <w:r>
-        <w:t>tham</w:t>
-      </w:r>
       <w:proofErr w:type="spellEnd"/>
-      <w:r>
-        <w:t xml:space="preserve"> </w:t>
-      </w:r>
       <w:proofErr w:type="spellStart"/>
-      <w:r>
-        <w:t>chiếu</w:t>
-      </w:r>
       <w:proofErr w:type="spellEnd"/>
-      <w:r>
-        <w:t xml:space="preserve"> </w:t>
-      </w:r>
       <w:proofErr w:type="spellStart"/>
-      <w:r>
-        <w:t>và</w:t>
-      </w:r>
       <w:proofErr w:type="spellEnd"/>
-      <w:r>
-        <w:t xml:space="preserve"> </w:t>
-      </w:r>
       <w:proofErr w:type="spellStart"/>
-      <w:r>
-        <w:t>trạng</w:t>
-      </w:r>
       <w:proofErr w:type="spellEnd"/>
-      <w:r>
-        <w:t xml:space="preserve"> </w:t>
-      </w:r>
       <w:proofErr w:type="spellStart"/>
-      <w:r>
-        <w:t>thái</w:t>
-      </w:r>
       <w:proofErr w:type="spellEnd"/>
-      <w:r>
-        <w:t xml:space="preserve"> review</w:t>
-      </w:r>
-      <w:r>
-        <w:t>.</w:t>
-      </w:r>
     </w:p>
     <w:p>
       <w:pPr>
